--- a/Dokumentacija/D05_Arhitekturni_projekat.docx
+++ b/Dokumentacija/D05_Arhitekturni_projekat.docx
@@ -1,6 +1,6 @@
 
 <file path=word/document.xml><?xml version="1.0" encoding="utf-8"?>
-<w:document xmlns:wpc="http://schemas.microsoft.com/office/word/2010/wordprocessingCanvas" xmlns:cx="http://schemas.microsoft.com/office/drawing/2014/chartex" xmlns:cx1="http://schemas.microsoft.com/office/drawing/2015/9/8/chartex" xmlns:cx2="http://schemas.microsoft.com/office/drawing/2015/10/21/chartex" xmlns:cx3="http://schemas.microsoft.com/office/drawing/2016/5/9/chartex" xmlns:cx4="http://schemas.microsoft.com/office/drawing/2016/5/10/chartex" xmlns:cx5="http://schemas.microsoft.com/office/drawing/2016/5/11/chartex" xmlns:cx6="http://schemas.microsoft.com/office/drawing/2016/5/12/chartex" xmlns:cx7="http://schemas.microsoft.com/office/drawing/2016/5/13/chartex" xmlns:cx8="http://schemas.microsoft.com/office/drawing/2016/5/14/chartex" xmlns:mc="http://schemas.openxmlformats.org/markup-compatibility/2006" xmlns:aink="http://schemas.microsoft.com/office/drawing/2016/ink" xmlns:am3d="http://schemas.microsoft.com/office/drawing/2017/model3d" xmlns:o="urn:schemas-microsoft-com:office:office" xmlns:r="http://schemas.openxmlformats.org/officeDocument/2006/relationships" xmlns:m="http://schemas.openxmlformats.org/officeDocument/2006/math" xmlns:v="urn:schemas-microsoft-com:vml" xmlns:wp14="http://schemas.microsoft.com/office/word/2010/wordprocessingDrawing" xmlns:wp="http://schemas.openxmlformats.org/drawingml/2006/wordprocessingDrawing" xmlns:w10="urn:schemas-microsoft-com:office:word" xmlns:w="http://schemas.openxmlformats.org/wordprocessingml/2006/main" xmlns:w14="http://schemas.microsoft.com/office/word/2010/wordml" xmlns:w15="http://schemas.microsoft.com/office/word/2012/wordml" xmlns:w16cex="http://schemas.microsoft.com/office/word/2018/wordml/cex" xmlns:w16cid="http://schemas.microsoft.com/office/word/2016/wordml/cid" xmlns:w16="http://schemas.microsoft.com/office/word/2018/wordml" xmlns:w16sdtdh="http://schemas.microsoft.com/office/word/2020/wordml/sdtdatahash" xmlns:w16se="http://schemas.microsoft.com/office/word/2015/wordml/symex" xmlns:wpg="http://schemas.microsoft.com/office/word/2010/wordprocessingGroup" xmlns:wpi="http://schemas.microsoft.com/office/word/2010/wordprocessingInk" xmlns:wne="http://schemas.microsoft.com/office/word/2006/wordml" xmlns:wps="http://schemas.microsoft.com/office/word/2010/wordprocessingShape" mc:Ignorable="w14 w15 w16se w16cid w16 w16cex w16sdtdh wp14">
+<w:document xmlns:wpc="http://schemas.microsoft.com/office/word/2010/wordprocessingCanvas" xmlns:cx="http://schemas.microsoft.com/office/drawing/2014/chartex" xmlns:cx1="http://schemas.microsoft.com/office/drawing/2015/9/8/chartex" xmlns:cx2="http://schemas.microsoft.com/office/drawing/2015/10/21/chartex" xmlns:cx3="http://schemas.microsoft.com/office/drawing/2016/5/9/chartex" xmlns:cx4="http://schemas.microsoft.com/office/drawing/2016/5/10/chartex" xmlns:cx5="http://schemas.microsoft.com/office/drawing/2016/5/11/chartex" xmlns:cx6="http://schemas.microsoft.com/office/drawing/2016/5/12/chartex" xmlns:cx7="http://schemas.microsoft.com/office/drawing/2016/5/13/chartex" xmlns:cx8="http://schemas.microsoft.com/office/drawing/2016/5/14/chartex" xmlns:mc="http://schemas.openxmlformats.org/markup-compatibility/2006" xmlns:aink="http://schemas.microsoft.com/office/drawing/2016/ink" xmlns:am3d="http://schemas.microsoft.com/office/drawing/2017/model3d" xmlns:o="urn:schemas-microsoft-com:office:office" xmlns:r="http://schemas.openxmlformats.org/officeDocument/2006/relationships" xmlns:m="http://schemas.openxmlformats.org/officeDocument/2006/math" xmlns:v="urn:schemas-microsoft-com:vml" xmlns:wp14="http://schemas.microsoft.com/office/word/2010/wordprocessingDrawing" xmlns:wp="http://schemas.openxmlformats.org/drawingml/2006/wordprocessingDrawing" xmlns:w10="urn:schemas-microsoft-com:office:word" xmlns:w="http://schemas.openxmlformats.org/wordprocessingml/2006/main" xmlns:w14="http://schemas.microsoft.com/office/word/2010/wordml" xmlns:w15="http://schemas.microsoft.com/office/word/2012/wordml" xmlns:w16cid="http://schemas.microsoft.com/office/word/2016/wordml/cid" xmlns:w16se="http://schemas.microsoft.com/office/word/2015/wordml/symex" xmlns:wpg="http://schemas.microsoft.com/office/word/2010/wordprocessingGroup" xmlns:wpi="http://schemas.microsoft.com/office/word/2010/wordprocessingInk" xmlns:wne="http://schemas.microsoft.com/office/word/2006/wordml" xmlns:wps="http://schemas.microsoft.com/office/word/2010/wordprocessingShape" mc:Ignorable="w14 w15 w16se w16cid wp14">
   <w:body>
     <w:p>
       <w:pPr>
@@ -407,6 +407,86 @@
                 <w:lang w:val="sr-Latn-CS"/>
               </w:rPr>
             </w:pPr>
+            <w:r>
+              <w:rPr>
+                <w:lang w:val="sr-Latn-CS"/>
+              </w:rPr>
+              <w:t>13.05.2022.</w:t>
+            </w:r>
+          </w:p>
+        </w:tc>
+        <w:tc>
+          <w:tcPr>
+            <w:tcW w:w="1152" w:type="dxa"/>
+          </w:tcPr>
+          <w:p>
+            <w:pPr>
+              <w:pStyle w:val="CommentText"/>
+              <w:rPr>
+                <w:lang w:val="sr-Latn-CS"/>
+              </w:rPr>
+            </w:pPr>
+            <w:r>
+              <w:rPr>
+                <w:lang w:val="sr-Latn-CS"/>
+              </w:rPr>
+              <w:t>2.0</w:t>
+            </w:r>
+          </w:p>
+        </w:tc>
+        <w:tc>
+          <w:tcPr>
+            <w:tcW w:w="3744" w:type="dxa"/>
+          </w:tcPr>
+          <w:p>
+            <w:pPr>
+              <w:pStyle w:val="CommentText"/>
+              <w:rPr>
+                <w:lang w:val="sr-Latn-CS"/>
+              </w:rPr>
+            </w:pPr>
+            <w:r>
+              <w:rPr>
+                <w:lang w:val="sr-Latn-CS"/>
+              </w:rPr>
+              <w:t>Izmenjena verzija</w:t>
+            </w:r>
+          </w:p>
+        </w:tc>
+        <w:tc>
+          <w:tcPr>
+            <w:tcW w:w="2304" w:type="dxa"/>
+          </w:tcPr>
+          <w:p>
+            <w:pPr>
+              <w:pStyle w:val="CommentText"/>
+              <w:rPr>
+                <w:lang w:val="sr-Latn-CS"/>
+              </w:rPr>
+            </w:pPr>
+            <w:r>
+              <w:rPr>
+                <w:lang w:val="sr-Latn-CS"/>
+              </w:rPr>
+              <w:t>Nikola Jovanović, Pavle Živanović, Andrija Ivković, Jovana Stojković</w:t>
+            </w:r>
+            <w:bookmarkStart w:id="0" w:name="_GoBack"/>
+            <w:bookmarkEnd w:id="0"/>
+          </w:p>
+        </w:tc>
+      </w:tr>
+      <w:tr>
+        <w:tc>
+          <w:tcPr>
+            <w:tcW w:w="2304" w:type="dxa"/>
+          </w:tcPr>
+          <w:p>
+            <w:pPr>
+              <w:pStyle w:val="CommentText"/>
+              <w:rPr>
+                <w:lang w:val="sr-Latn-CS"/>
+              </w:rPr>
+            </w:pPr>
           </w:p>
         </w:tc>
         <w:tc>
@@ -503,60 +583,6 @@
           </w:p>
         </w:tc>
       </w:tr>
-      <w:tr>
-        <w:tc>
-          <w:tcPr>
-            <w:tcW w:w="2304" w:type="dxa"/>
-          </w:tcPr>
-          <w:p>
-            <w:pPr>
-              <w:pStyle w:val="CommentText"/>
-              <w:rPr>
-                <w:lang w:val="sr-Latn-CS"/>
-              </w:rPr>
-            </w:pPr>
-          </w:p>
-        </w:tc>
-        <w:tc>
-          <w:tcPr>
-            <w:tcW w:w="1152" w:type="dxa"/>
-          </w:tcPr>
-          <w:p>
-            <w:pPr>
-              <w:pStyle w:val="CommentText"/>
-              <w:rPr>
-                <w:lang w:val="sr-Latn-CS"/>
-              </w:rPr>
-            </w:pPr>
-          </w:p>
-        </w:tc>
-        <w:tc>
-          <w:tcPr>
-            <w:tcW w:w="3744" w:type="dxa"/>
-          </w:tcPr>
-          <w:p>
-            <w:pPr>
-              <w:pStyle w:val="CommentText"/>
-              <w:rPr>
-                <w:lang w:val="sr-Latn-CS"/>
-              </w:rPr>
-            </w:pPr>
-          </w:p>
-        </w:tc>
-        <w:tc>
-          <w:tcPr>
-            <w:tcW w:w="2304" w:type="dxa"/>
-          </w:tcPr>
-          <w:p>
-            <w:pPr>
-              <w:pStyle w:val="CommentText"/>
-              <w:rPr>
-                <w:lang w:val="sr-Latn-CS"/>
-              </w:rPr>
-            </w:pPr>
-          </w:p>
-        </w:tc>
-      </w:tr>
     </w:tbl>
     <w:p>
       <w:pPr>
@@ -590,6 +616,13 @@
     </w:p>
     <w:sdt>
       <w:sdtPr>
+        <w:rPr>
+          <w:rFonts w:ascii="Times New Roman" w:eastAsia="Times New Roman" w:hAnsi="Times New Roman" w:cs="Times New Roman"/>
+          <w:color w:val="auto"/>
+          <w:sz w:val="20"/>
+          <w:szCs w:val="20"/>
+          <w:lang w:eastAsia="sr-Latn-CS"/>
+        </w:rPr>
         <w:id w:val="-1114816543"/>
         <w:docPartObj>
           <w:docPartGallery w:val="Table of Contents"/>
@@ -598,14 +631,9 @@
       </w:sdtPr>
       <w:sdtEndPr>
         <w:rPr>
-          <w:rFonts w:ascii="Times New Roman" w:eastAsia="Times New Roman" w:hAnsi="Times New Roman" w:cs="Times New Roman"/>
           <w:b/>
           <w:bCs/>
           <w:noProof/>
-          <w:color w:val="auto"/>
-          <w:sz w:val="20"/>
-          <w:szCs w:val="20"/>
-          <w:lang w:eastAsia="sr-Latn-CS"/>
         </w:rPr>
       </w:sdtEndPr>
       <w:sdtContent>
@@ -5871,16 +5899,16 @@
           <w:lang w:val="sr-Latn-CS"/>
         </w:rPr>
       </w:pPr>
-      <w:bookmarkStart w:id="0" w:name="_Toc258522624"/>
-      <w:bookmarkStart w:id="1" w:name="_Toc102488091"/>
+      <w:bookmarkStart w:id="1" w:name="_Toc258522624"/>
+      <w:bookmarkStart w:id="2" w:name="_Toc102488091"/>
       <w:r>
         <w:rPr>
           <w:lang w:val="sr-Latn-CS"/>
         </w:rPr>
         <w:t>Cilj dokumenta</w:t>
       </w:r>
-      <w:bookmarkEnd w:id="0"/>
       <w:bookmarkEnd w:id="1"/>
+      <w:bookmarkEnd w:id="2"/>
       <w:r>
         <w:rPr>
           <w:lang w:val="sr-Latn-CS"/>
@@ -5916,16 +5944,16 @@
           <w:lang w:val="sr-Latn-CS"/>
         </w:rPr>
       </w:pPr>
-      <w:bookmarkStart w:id="2" w:name="_Toc258522625"/>
-      <w:bookmarkStart w:id="3" w:name="_Toc102488092"/>
+      <w:bookmarkStart w:id="3" w:name="_Toc258522625"/>
+      <w:bookmarkStart w:id="4" w:name="_Toc102488092"/>
       <w:r>
         <w:rPr>
           <w:lang w:val="sr-Latn-CS"/>
         </w:rPr>
         <w:t>Opseg dokumenta</w:t>
       </w:r>
-      <w:bookmarkEnd w:id="2"/>
       <w:bookmarkEnd w:id="3"/>
+      <w:bookmarkEnd w:id="4"/>
     </w:p>
     <w:p>
       <w:pPr>
@@ -5997,16 +6025,16 @@
           <w:lang w:val="sr-Latn-CS"/>
         </w:rPr>
       </w:pPr>
-      <w:bookmarkStart w:id="4" w:name="_Toc258522626"/>
-      <w:bookmarkStart w:id="5" w:name="_Toc102488093"/>
+      <w:bookmarkStart w:id="5" w:name="_Toc258522626"/>
+      <w:bookmarkStart w:id="6" w:name="_Toc102488093"/>
       <w:r>
         <w:rPr>
           <w:lang w:val="sr-Latn-CS"/>
         </w:rPr>
         <w:t>Reference</w:t>
       </w:r>
-      <w:bookmarkEnd w:id="4"/>
       <w:bookmarkEnd w:id="5"/>
+      <w:bookmarkEnd w:id="6"/>
       <w:r>
         <w:rPr>
           <w:lang w:val="sr-Latn-CS"/>
@@ -6337,16 +6365,16 @@
           <w:lang w:val="sr-Latn-CS"/>
         </w:rPr>
       </w:pPr>
-      <w:bookmarkStart w:id="6" w:name="_Toc258522627"/>
-      <w:bookmarkStart w:id="7" w:name="archRepresentation"/>
+      <w:bookmarkStart w:id="7" w:name="_Toc258522627"/>
       <w:bookmarkStart w:id="8" w:name="_Toc102488094"/>
+      <w:bookmarkStart w:id="9" w:name="archRepresentation"/>
       <w:r>
         <w:rPr>
           <w:lang w:val="sr-Latn-CS"/>
         </w:rPr>
         <w:t>Predstavljanje arhitekture</w:t>
       </w:r>
-      <w:bookmarkEnd w:id="6"/>
+      <w:bookmarkEnd w:id="7"/>
       <w:bookmarkEnd w:id="8"/>
       <w:r>
         <w:rPr>
@@ -6355,7 +6383,7 @@
         <w:t xml:space="preserve"> </w:t>
       </w:r>
     </w:p>
-    <w:bookmarkEnd w:id="7"/>
+    <w:bookmarkEnd w:id="9"/>
     <w:p>
       <w:pPr>
         <w:pStyle w:val="Tabletext"/>
@@ -6432,16 +6460,16 @@
           <w:lang w:val="sr-Latn-CS"/>
         </w:rPr>
       </w:pPr>
-      <w:bookmarkStart w:id="9" w:name="_Toc258522628"/>
-      <w:bookmarkStart w:id="10" w:name="_Toc102488095"/>
+      <w:bookmarkStart w:id="10" w:name="_Toc258522628"/>
+      <w:bookmarkStart w:id="11" w:name="_Toc102488095"/>
       <w:r>
         <w:rPr>
           <w:lang w:val="sr-Latn-CS"/>
         </w:rPr>
         <w:t>Ciljevi i ograničenja arhitekture</w:t>
       </w:r>
-      <w:bookmarkEnd w:id="9"/>
       <w:bookmarkEnd w:id="10"/>
+      <w:bookmarkEnd w:id="11"/>
       <w:r>
         <w:rPr>
           <w:lang w:val="sr-Latn-CS"/>
@@ -6501,7 +6529,25 @@
         <w:rPr>
           <w:lang w:val="sr-Latn-CS"/>
         </w:rPr>
-        <w:t xml:space="preserve">portal će biti implementiran kao Web aplikacija zasnovana na </w:t>
+        <w:t>aplikacija</w:t>
+      </w:r>
+      <w:r>
+        <w:rPr>
+          <w:lang w:val="sr-Latn-CS"/>
+        </w:rPr>
+        <w:t xml:space="preserve"> će biti implementiran</w:t>
+      </w:r>
+      <w:r>
+        <w:rPr>
+          <w:lang w:val="sr-Latn-CS"/>
+        </w:rPr>
+        <w:t>a</w:t>
+      </w:r>
+      <w:r>
+        <w:rPr>
+          <w:lang w:val="sr-Latn-CS"/>
+        </w:rPr>
+        <w:t xml:space="preserve"> kao Web aplikacija zasnovana na </w:t>
       </w:r>
       <w:r>
         <w:rPr>
@@ -6572,7 +6618,37 @@
         <w:rPr>
           <w:lang w:val="sr-Latn-CS"/>
         </w:rPr>
-        <w:t xml:space="preserve"> portala će biti optimizovan za sledeće Web čitače: Opera , Firefox (Mozilla)</w:t>
+        <w:t xml:space="preserve"> </w:t>
+      </w:r>
+      <w:r>
+        <w:rPr>
+          <w:lang w:val="sr-Latn-CS"/>
+        </w:rPr>
+        <w:t>aplikacij</w:t>
+      </w:r>
+      <w:r>
+        <w:rPr>
+          <w:lang w:val="sr-Latn-CS"/>
+        </w:rPr>
+        <w:t>e</w:t>
+      </w:r>
+      <w:r>
+        <w:rPr>
+          <w:lang w:val="sr-Latn-CS"/>
+        </w:rPr>
+        <w:t xml:space="preserve"> će biti optimizovan</w:t>
+      </w:r>
+      <w:r>
+        <w:rPr>
+          <w:lang w:val="sr-Latn-CS"/>
+        </w:rPr>
+        <w:t>a</w:t>
+      </w:r>
+      <w:r>
+        <w:rPr>
+          <w:lang w:val="sr-Latn-CS"/>
+        </w:rPr>
+        <w:t xml:space="preserve"> za sledeće Web čitače: Opera , Firefox (Mozilla)</w:t>
       </w:r>
       <w:r>
         <w:rPr>
@@ -6657,16 +6733,16 @@
           <w:lang w:val="sr-Latn-CS"/>
         </w:rPr>
       </w:pPr>
-      <w:bookmarkStart w:id="11" w:name="_Toc258522629"/>
-      <w:bookmarkStart w:id="12" w:name="_Toc102488096"/>
+      <w:bookmarkStart w:id="12" w:name="_Toc258522629"/>
+      <w:bookmarkStart w:id="13" w:name="_Toc102488096"/>
       <w:r>
         <w:rPr>
           <w:lang w:val="sr-Latn-CS"/>
         </w:rPr>
         <w:t>Pogled na slučajeve korišćenja</w:t>
       </w:r>
-      <w:bookmarkEnd w:id="11"/>
       <w:bookmarkEnd w:id="12"/>
+      <w:bookmarkEnd w:id="13"/>
     </w:p>
     <w:p>
       <w:pPr>
@@ -6708,7 +6784,25 @@
         <w:rPr>
           <w:lang w:val="sr-Latn-CS"/>
         </w:rPr>
-        <w:t xml:space="preserve"> portala su:</w:t>
+        <w:t xml:space="preserve"> </w:t>
+      </w:r>
+      <w:r>
+        <w:rPr>
+          <w:lang w:val="sr-Latn-CS"/>
+        </w:rPr>
+        <w:t>aplikacij</w:t>
+      </w:r>
+      <w:r>
+        <w:rPr>
+          <w:lang w:val="sr-Latn-CS"/>
+        </w:rPr>
+        <w:t xml:space="preserve">e </w:t>
+      </w:r>
+      <w:r>
+        <w:rPr>
+          <w:lang w:val="sr-Latn-CS"/>
+        </w:rPr>
+        <w:t>su:</w:t>
       </w:r>
     </w:p>
     <w:p>
@@ -7530,8 +7624,8 @@
           <w:lang w:val="sr-Latn-CS"/>
         </w:rPr>
       </w:pPr>
-      <w:bookmarkStart w:id="13" w:name="_Toc258522630"/>
-      <w:bookmarkStart w:id="14" w:name="_Toc102488097"/>
+      <w:bookmarkStart w:id="14" w:name="_Toc258522630"/>
+      <w:bookmarkStart w:id="15" w:name="_Toc102488097"/>
       <w:r>
         <w:rPr>
           <w:lang w:val="sr-Latn-CS"/>
@@ -7550,8 +7644,8 @@
         </w:rPr>
         <w:t xml:space="preserve"> slučajeva korišćenja</w:t>
       </w:r>
-      <w:bookmarkEnd w:id="13"/>
       <w:bookmarkEnd w:id="14"/>
+      <w:bookmarkEnd w:id="15"/>
     </w:p>
     <w:p>
       <w:pPr>
@@ -7576,7 +7670,25 @@
         <w:rPr>
           <w:lang w:val="sr-Latn-CS"/>
         </w:rPr>
-        <w:t xml:space="preserve"> portala prikazan je na sledećoj slici:</w:t>
+        <w:t xml:space="preserve"> </w:t>
+      </w:r>
+      <w:r>
+        <w:rPr>
+          <w:lang w:val="sr-Latn-CS"/>
+        </w:rPr>
+        <w:t>aplikacij</w:t>
+      </w:r>
+      <w:r>
+        <w:rPr>
+          <w:lang w:val="sr-Latn-CS"/>
+        </w:rPr>
+        <w:t>e</w:t>
+      </w:r>
+      <w:r>
+        <w:rPr>
+          <w:lang w:val="sr-Latn-CS"/>
+        </w:rPr>
+        <w:t xml:space="preserve"> prikazan je na sledećoj slici:</w:t>
       </w:r>
     </w:p>
     <w:p>
@@ -7877,16 +7989,16 @@
           <w:lang w:val="sr-Latn-CS"/>
         </w:rPr>
       </w:pPr>
-      <w:bookmarkStart w:id="15" w:name="_Toc258522631"/>
-      <w:bookmarkStart w:id="16" w:name="_Toc102488098"/>
+      <w:bookmarkStart w:id="16" w:name="_Toc258522631"/>
+      <w:bookmarkStart w:id="17" w:name="_Toc102488098"/>
       <w:r>
         <w:rPr>
           <w:lang w:val="sr-Latn-CS"/>
         </w:rPr>
         <w:t>Kratak opis slučajeva korišćenja</w:t>
       </w:r>
-      <w:bookmarkEnd w:id="15"/>
       <w:bookmarkEnd w:id="16"/>
+      <w:bookmarkEnd w:id="17"/>
     </w:p>
     <w:p>
       <w:pPr>
@@ -7899,23 +8011,23 @@
           <w:lang w:val="sr-Latn-CS"/>
         </w:rPr>
       </w:pPr>
-      <w:bookmarkStart w:id="17" w:name="_Toc163018898"/>
-      <w:bookmarkStart w:id="18" w:name="_Toc258522633"/>
-      <w:bookmarkStart w:id="19" w:name="_Toc102488099"/>
+      <w:bookmarkStart w:id="18" w:name="_Toc102488099"/>
+      <w:bookmarkStart w:id="19" w:name="_Toc163018898"/>
+      <w:bookmarkStart w:id="20" w:name="_Toc258522633"/>
       <w:r>
         <w:rPr>
           <w:lang w:val="sr-Latn-CS"/>
         </w:rPr>
         <w:t>Logovanje</w:t>
       </w:r>
+      <w:bookmarkEnd w:id="18"/>
+      <w:r>
+        <w:rPr>
+          <w:lang w:val="sr-Latn-CS"/>
+        </w:rPr>
+        <w:t xml:space="preserve"> </w:t>
+      </w:r>
       <w:bookmarkEnd w:id="19"/>
-      <w:r>
-        <w:rPr>
-          <w:lang w:val="sr-Latn-CS"/>
-        </w:rPr>
-        <w:t xml:space="preserve"> </w:t>
-      </w:r>
-      <w:bookmarkEnd w:id="17"/>
     </w:p>
     <w:p>
       <w:pPr>
@@ -7947,7 +8059,37 @@
         <w:rPr>
           <w:lang w:val="sr-Latn-CS"/>
         </w:rPr>
-        <w:t>Prijavljivanje korisnika na portal u cilju pristupa specifičnim funkcijama koje zahtevaju autorizaciju.</w:t>
+        <w:t>Prijavljivanje korisnika na</w:t>
+      </w:r>
+      <w:r>
+        <w:rPr>
+          <w:lang w:val="sr-Latn-CS"/>
+        </w:rPr>
+        <w:t xml:space="preserve"> </w:t>
+      </w:r>
+      <w:r>
+        <w:rPr>
+          <w:lang w:val="sr-Latn-CS"/>
+        </w:rPr>
+        <w:t>aplikacij</w:t>
+      </w:r>
+      <w:r>
+        <w:rPr>
+          <w:lang w:val="sr-Latn-CS"/>
+        </w:rPr>
+        <w:t>u</w:t>
+      </w:r>
+      <w:r>
+        <w:rPr>
+          <w:lang w:val="sr-Latn-CS"/>
+        </w:rPr>
+        <w:t xml:space="preserve"> </w:t>
+      </w:r>
+      <w:r>
+        <w:rPr>
+          <w:lang w:val="sr-Latn-CS"/>
+        </w:rPr>
+        <w:t>u cilju pristupa specifičnim funkcijama koje zahtevaju autorizaciju.</w:t>
       </w:r>
     </w:p>
     <w:p>
@@ -7994,9 +8136,9 @@
           <w:lang w:val="sr-Latn-CS"/>
         </w:rPr>
       </w:pPr>
-      <w:bookmarkStart w:id="20" w:name="_Toc258522634"/>
       <w:bookmarkStart w:id="21" w:name="_Toc102488100"/>
-      <w:bookmarkEnd w:id="18"/>
+      <w:bookmarkStart w:id="22" w:name="_Toc258522634"/>
+      <w:bookmarkEnd w:id="20"/>
       <w:r>
         <w:rPr>
           <w:lang w:val="sr-Latn-CS"/>
@@ -8083,9 +8225,9 @@
           <w:lang w:val="sr-Latn-CS"/>
         </w:rPr>
       </w:pPr>
-      <w:bookmarkStart w:id="22" w:name="_Toc258522635"/>
       <w:bookmarkStart w:id="23" w:name="_Toc102488101"/>
-      <w:bookmarkEnd w:id="20"/>
+      <w:bookmarkStart w:id="24" w:name="_Toc258522635"/>
+      <w:bookmarkEnd w:id="22"/>
       <w:r>
         <w:rPr>
           <w:lang w:val="sr-Latn-CS"/>
@@ -8172,9 +8314,9 @@
           <w:lang w:val="sr-Latn-CS"/>
         </w:rPr>
       </w:pPr>
-      <w:bookmarkStart w:id="24" w:name="_Toc258522636"/>
       <w:bookmarkStart w:id="25" w:name="_Toc102488102"/>
-      <w:bookmarkEnd w:id="22"/>
+      <w:bookmarkStart w:id="26" w:name="_Toc258522636"/>
+      <w:bookmarkEnd w:id="24"/>
       <w:r>
         <w:rPr>
           <w:lang w:val="sr-Latn-CS"/>
@@ -8262,17 +8404,17 @@
           <w:lang w:val="sr-Latn-CS"/>
         </w:rPr>
       </w:pPr>
-      <w:bookmarkStart w:id="26" w:name="_Toc163018902"/>
-      <w:bookmarkStart w:id="27" w:name="_Toc258522637"/>
+      <w:bookmarkStart w:id="27" w:name="_Toc163018902"/>
       <w:bookmarkStart w:id="28" w:name="_Toc102488103"/>
-      <w:bookmarkEnd w:id="24"/>
+      <w:bookmarkStart w:id="29" w:name="_Toc258522637"/>
+      <w:bookmarkEnd w:id="26"/>
       <w:r>
         <w:rPr>
           <w:lang w:val="sr-Latn-CS"/>
         </w:rPr>
         <w:t>Pr</w:t>
       </w:r>
-      <w:bookmarkEnd w:id="26"/>
+      <w:bookmarkEnd w:id="27"/>
       <w:r>
         <w:rPr>
           <w:lang w:val="sr-Latn-CS"/>
@@ -8358,9 +8500,9 @@
           <w:lang w:val="sr-Latn-CS"/>
         </w:rPr>
       </w:pPr>
-      <w:bookmarkStart w:id="29" w:name="_Toc258522638"/>
       <w:bookmarkStart w:id="30" w:name="_Toc102488104"/>
-      <w:bookmarkEnd w:id="27"/>
+      <w:bookmarkStart w:id="31" w:name="_Toc258522638"/>
+      <w:bookmarkEnd w:id="29"/>
       <w:r>
         <w:rPr>
           <w:lang w:val="sr-Latn-CS"/>
@@ -8461,17 +8603,17 @@
           <w:lang w:val="sr-Latn-CS"/>
         </w:rPr>
       </w:pPr>
-      <w:bookmarkStart w:id="31" w:name="_Toc163018905"/>
-      <w:bookmarkStart w:id="32" w:name="_Toc258522639"/>
+      <w:bookmarkStart w:id="32" w:name="_Toc163018905"/>
       <w:bookmarkStart w:id="33" w:name="_Toc102488105"/>
-      <w:bookmarkEnd w:id="29"/>
+      <w:bookmarkStart w:id="34" w:name="_Toc258522639"/>
+      <w:bookmarkEnd w:id="31"/>
       <w:r>
         <w:rPr>
           <w:lang w:val="sr-Latn-CS"/>
         </w:rPr>
         <w:t>Pr</w:t>
       </w:r>
-      <w:bookmarkEnd w:id="31"/>
+      <w:bookmarkEnd w:id="32"/>
       <w:r>
         <w:rPr>
           <w:lang w:val="sr-Latn-CS"/>
@@ -8557,17 +8699,17 @@
           <w:lang w:val="sr-Latn-CS"/>
         </w:rPr>
       </w:pPr>
-      <w:bookmarkStart w:id="34" w:name="_Toc163018906"/>
-      <w:bookmarkStart w:id="35" w:name="_Toc258522640"/>
+      <w:bookmarkStart w:id="35" w:name="_Toc163018906"/>
       <w:bookmarkStart w:id="36" w:name="_Toc102488106"/>
-      <w:bookmarkEnd w:id="32"/>
+      <w:bookmarkStart w:id="37" w:name="_Toc258522640"/>
+      <w:bookmarkEnd w:id="34"/>
       <w:r>
         <w:rPr>
           <w:lang w:val="sr-Latn-CS"/>
         </w:rPr>
         <w:t>Pr</w:t>
       </w:r>
-      <w:bookmarkEnd w:id="34"/>
+      <w:bookmarkEnd w:id="35"/>
       <w:r>
         <w:rPr>
           <w:lang w:val="sr-Latn-CS"/>
@@ -8654,9 +8796,9 @@
           <w:lang w:val="sr-Latn-CS"/>
         </w:rPr>
       </w:pPr>
-      <w:bookmarkStart w:id="37" w:name="_Toc258522641"/>
       <w:bookmarkStart w:id="38" w:name="_Toc102488107"/>
-      <w:bookmarkEnd w:id="35"/>
+      <w:bookmarkStart w:id="39" w:name="_Toc258522641"/>
+      <w:bookmarkEnd w:id="37"/>
       <w:r>
         <w:rPr>
           <w:lang w:val="sr-Latn-CS"/>
@@ -8744,17 +8886,17 @@
           <w:lang w:val="sr-Latn-CS"/>
         </w:rPr>
       </w:pPr>
-      <w:bookmarkStart w:id="39" w:name="_Toc163018908"/>
-      <w:bookmarkStart w:id="40" w:name="_Toc258522642"/>
+      <w:bookmarkStart w:id="40" w:name="_Toc163018908"/>
       <w:bookmarkStart w:id="41" w:name="_Toc102488108"/>
-      <w:bookmarkEnd w:id="37"/>
+      <w:bookmarkStart w:id="42" w:name="_Toc258522642"/>
+      <w:bookmarkEnd w:id="39"/>
       <w:r>
         <w:rPr>
           <w:lang w:val="sr-Latn-CS"/>
         </w:rPr>
         <w:t>Dodavanj</w:t>
       </w:r>
-      <w:bookmarkEnd w:id="39"/>
+      <w:bookmarkEnd w:id="40"/>
       <w:r>
         <w:rPr>
           <w:lang w:val="sr-Latn-CS"/>
@@ -8840,9 +8982,9 @@
           <w:lang w:val="sr-Latn-CS"/>
         </w:rPr>
       </w:pPr>
-      <w:bookmarkStart w:id="42" w:name="_Toc258522643"/>
       <w:bookmarkStart w:id="43" w:name="_Toc102488109"/>
-      <w:bookmarkEnd w:id="40"/>
+      <w:bookmarkStart w:id="44" w:name="_Toc258522643"/>
+      <w:bookmarkEnd w:id="42"/>
       <w:r>
         <w:rPr>
           <w:lang w:val="sr-Latn-CS"/>
@@ -8928,9 +9070,9 @@
           <w:lang w:val="sr-Latn-CS"/>
         </w:rPr>
       </w:pPr>
-      <w:bookmarkStart w:id="44" w:name="_Toc258522644"/>
       <w:bookmarkStart w:id="45" w:name="_Toc102488110"/>
-      <w:bookmarkEnd w:id="42"/>
+      <w:bookmarkStart w:id="46" w:name="_Toc258522644"/>
+      <w:bookmarkEnd w:id="44"/>
       <w:r>
         <w:rPr>
           <w:lang w:val="sr-Latn-CS"/>
@@ -9003,9 +9145,9 @@
           <w:lang w:val="sr-Latn-CS"/>
         </w:rPr>
       </w:pPr>
-      <w:bookmarkStart w:id="46" w:name="_Toc258522645"/>
       <w:bookmarkStart w:id="47" w:name="_Toc102488111"/>
-      <w:bookmarkEnd w:id="44"/>
+      <w:bookmarkStart w:id="48" w:name="_Toc258522645"/>
+      <w:bookmarkEnd w:id="46"/>
       <w:r>
         <w:rPr>
           <w:lang w:val="sr-Latn-CS"/>
@@ -9091,9 +9233,9 @@
           <w:lang w:val="sr-Latn-CS"/>
         </w:rPr>
       </w:pPr>
-      <w:bookmarkStart w:id="48" w:name="_Toc258522646"/>
       <w:bookmarkStart w:id="49" w:name="_Toc102488112"/>
-      <w:bookmarkEnd w:id="46"/>
+      <w:bookmarkStart w:id="50" w:name="_Toc258522646"/>
+      <w:bookmarkEnd w:id="48"/>
       <w:r>
         <w:rPr>
           <w:lang w:val="sr-Latn-CS"/>
@@ -9179,9 +9321,9 @@
           <w:lang w:val="sr-Latn-CS"/>
         </w:rPr>
       </w:pPr>
-      <w:bookmarkStart w:id="50" w:name="_Toc258522647"/>
       <w:bookmarkStart w:id="51" w:name="_Toc102488113"/>
-      <w:bookmarkEnd w:id="48"/>
+      <w:bookmarkStart w:id="52" w:name="_Toc258522647"/>
+      <w:bookmarkEnd w:id="50"/>
       <w:r>
         <w:rPr>
           <w:lang w:val="sr-Latn-CS"/>
@@ -9267,9 +9409,9 @@
           <w:lang w:val="sr-Latn-CS"/>
         </w:rPr>
       </w:pPr>
-      <w:bookmarkStart w:id="52" w:name="_Toc258522648"/>
       <w:bookmarkStart w:id="53" w:name="_Toc102488114"/>
-      <w:bookmarkEnd w:id="50"/>
+      <w:bookmarkStart w:id="54" w:name="_Toc258522648"/>
+      <w:bookmarkEnd w:id="52"/>
       <w:r>
         <w:rPr>
           <w:lang w:val="sr-Latn-CS"/>
@@ -9356,9 +9498,9 @@
           <w:lang w:val="sr-Latn-CS"/>
         </w:rPr>
       </w:pPr>
-      <w:bookmarkStart w:id="54" w:name="_Toc258522649"/>
       <w:bookmarkStart w:id="55" w:name="_Toc102488115"/>
-      <w:bookmarkEnd w:id="52"/>
+      <w:bookmarkStart w:id="56" w:name="_Toc258522649"/>
+      <w:bookmarkEnd w:id="54"/>
       <w:r>
         <w:rPr>
           <w:lang w:val="sr-Latn-CS"/>
@@ -9445,9 +9587,9 @@
           <w:lang w:val="sr-Latn-CS"/>
         </w:rPr>
       </w:pPr>
-      <w:bookmarkStart w:id="56" w:name="_Toc258522650"/>
       <w:bookmarkStart w:id="57" w:name="_Toc102488116"/>
-      <w:bookmarkEnd w:id="54"/>
+      <w:bookmarkStart w:id="58" w:name="_Toc258522650"/>
+      <w:bookmarkEnd w:id="56"/>
       <w:r>
         <w:rPr>
           <w:lang w:val="sr-Latn-CS"/>
@@ -9564,9 +9706,9 @@
           <w:lang w:val="sr-Latn-CS"/>
         </w:rPr>
       </w:pPr>
-      <w:bookmarkStart w:id="58" w:name="_Toc258522651"/>
       <w:bookmarkStart w:id="59" w:name="_Toc102488117"/>
-      <w:bookmarkEnd w:id="56"/>
+      <w:bookmarkStart w:id="60" w:name="_Toc258522651"/>
+      <w:bookmarkEnd w:id="58"/>
       <w:r>
         <w:rPr>
           <w:lang w:val="sr-Latn-CS"/>
@@ -9653,7 +9795,7 @@
           <w:lang w:val="sr-Latn-CS"/>
         </w:rPr>
       </w:pPr>
-      <w:bookmarkStart w:id="60" w:name="_Toc102488118"/>
+      <w:bookmarkStart w:id="61" w:name="_Toc102488118"/>
       <w:r>
         <w:rPr>
           <w:lang w:val="sr-Latn-CS"/>
@@ -9661,7 +9803,7 @@
         <w:lastRenderedPageBreak/>
         <w:t>Pregled ucinka</w:t>
       </w:r>
-      <w:bookmarkEnd w:id="60"/>
+      <w:bookmarkEnd w:id="61"/>
     </w:p>
     <w:p>
       <w:pPr>
@@ -9777,14 +9919,14 @@
           <w:lang w:val="sr-Latn-CS"/>
         </w:rPr>
       </w:pPr>
-      <w:bookmarkStart w:id="61" w:name="_Toc102488119"/>
+      <w:bookmarkStart w:id="62" w:name="_Toc102488119"/>
       <w:r>
         <w:rPr>
           <w:lang w:val="sr-Latn-CS"/>
         </w:rPr>
         <w:t>Opis projekta</w:t>
       </w:r>
-      <w:bookmarkEnd w:id="61"/>
+      <w:bookmarkEnd w:id="62"/>
       <w:r>
         <w:rPr>
           <w:lang w:val="sr-Latn-CS"/>
@@ -9882,14 +10024,14 @@
           <w:lang w:val="sr-Latn-CS"/>
         </w:rPr>
       </w:pPr>
-      <w:bookmarkStart w:id="62" w:name="_Toc102488120"/>
+      <w:bookmarkStart w:id="63" w:name="_Toc102488120"/>
       <w:r>
         <w:rPr>
           <w:lang w:val="sr-Latn-CS"/>
         </w:rPr>
         <w:t>Pregled liste projekata</w:t>
       </w:r>
-      <w:bookmarkEnd w:id="62"/>
+      <w:bookmarkEnd w:id="63"/>
     </w:p>
     <w:p>
       <w:pPr>
@@ -10014,15 +10156,15 @@
           <w:lang w:val="sr-Latn-CS"/>
         </w:rPr>
       </w:pPr>
-      <w:bookmarkStart w:id="63" w:name="_Toc102488121"/>
+      <w:bookmarkStart w:id="64" w:name="_Toc102488121"/>
       <w:r>
         <w:rPr>
           <w:lang w:val="sr-Latn-CS"/>
         </w:rPr>
         <w:t>Pogled na logičku arhitekturu sistema</w:t>
       </w:r>
-      <w:bookmarkEnd w:id="58"/>
-      <w:bookmarkEnd w:id="63"/>
+      <w:bookmarkEnd w:id="60"/>
+      <w:bookmarkEnd w:id="64"/>
       <w:r>
         <w:rPr>
           <w:lang w:val="sr-Latn-CS"/>
@@ -10097,7 +10239,25 @@
         <w:rPr>
           <w:lang w:val="sr-Latn-CS"/>
         </w:rPr>
-        <w:t xml:space="preserve"> portal obuhvata 3 glavna paketa: Korisnički interfejs, Aplikaciona logika, Pristup podacima.</w:t>
+        <w:t xml:space="preserve"> </w:t>
+      </w:r>
+      <w:r>
+        <w:rPr>
+          <w:lang w:val="sr-Latn-CS"/>
+        </w:rPr>
+        <w:t>aplikacij</w:t>
+      </w:r>
+      <w:r>
+        <w:rPr>
+          <w:lang w:val="sr-Latn-CS"/>
+        </w:rPr>
+        <w:t xml:space="preserve">u </w:t>
+      </w:r>
+      <w:r>
+        <w:rPr>
+          <w:lang w:val="sr-Latn-CS"/>
+        </w:rPr>
+        <w:t>obuhvata 3 glavna paketa: Korisnički interfejs, Aplikaciona logika, Pristup podacima.</w:t>
       </w:r>
     </w:p>
     <w:p>
@@ -10284,8 +10444,8 @@
           <w:lang w:val="sr-Latn-CS"/>
         </w:rPr>
       </w:pPr>
-      <w:bookmarkStart w:id="64" w:name="_Toc258522652"/>
-      <w:bookmarkStart w:id="65" w:name="_Toc102488122"/>
+      <w:bookmarkStart w:id="65" w:name="_Toc258522652"/>
+      <w:bookmarkStart w:id="66" w:name="_Toc102488122"/>
       <w:r>
         <w:rPr>
           <w:lang w:val="sr-Latn-CS"/>
@@ -10305,8 +10465,8 @@
         </w:rPr>
         <w:t>organizacija paketa i podsistema u slojeve</w:t>
       </w:r>
-      <w:bookmarkEnd w:id="64"/>
       <w:bookmarkEnd w:id="65"/>
+      <w:bookmarkEnd w:id="66"/>
     </w:p>
     <w:p>
       <w:pPr>
@@ -10371,16 +10531,16 @@
           <w:lang w:val="sr-Latn-CS"/>
         </w:rPr>
       </w:pPr>
-      <w:bookmarkStart w:id="66" w:name="_Toc258522653"/>
-      <w:bookmarkStart w:id="67" w:name="_Toc102488123"/>
+      <w:bookmarkStart w:id="67" w:name="_Toc258522653"/>
+      <w:bookmarkStart w:id="68" w:name="_Toc102488123"/>
       <w:r>
         <w:rPr>
           <w:lang w:val="sr-Latn-CS"/>
         </w:rPr>
         <w:t>Korisnički interfejs</w:t>
       </w:r>
-      <w:bookmarkEnd w:id="66"/>
       <w:bookmarkEnd w:id="67"/>
+      <w:bookmarkEnd w:id="68"/>
       <w:r>
         <w:rPr>
           <w:lang w:val="sr-Latn-CS"/>
@@ -10413,7 +10573,19 @@
         <w:rPr>
           <w:lang w:val="sr-Latn-CS"/>
         </w:rPr>
-        <w:t>Ovaj sloj realizuje korisnički interfejs portala. U njemu su sadržane sve HTML</w:t>
+        <w:t xml:space="preserve">Ovaj sloj realizuje korisnički interfejs </w:t>
+      </w:r>
+      <w:r>
+        <w:rPr>
+          <w:lang w:val="sr-Latn-CS"/>
+        </w:rPr>
+        <w:t>aplikacija</w:t>
+      </w:r>
+      <w:r>
+        <w:rPr>
+          <w:lang w:val="sr-Latn-CS"/>
+        </w:rPr>
+        <w:t>. U njemu su sadržane sve HTML</w:t>
       </w:r>
       <w:r>
         <w:rPr>
@@ -10503,16 +10675,16 @@
           <w:lang w:val="sr-Latn-CS"/>
         </w:rPr>
       </w:pPr>
-      <w:bookmarkStart w:id="68" w:name="_Toc258522654"/>
-      <w:bookmarkStart w:id="69" w:name="_Toc102488124"/>
+      <w:bookmarkStart w:id="69" w:name="_Toc258522654"/>
+      <w:bookmarkStart w:id="70" w:name="_Toc102488124"/>
       <w:r>
         <w:rPr>
           <w:lang w:val="sr-Latn-CS"/>
         </w:rPr>
         <w:t>Aplikaciona logika</w:t>
       </w:r>
-      <w:bookmarkEnd w:id="68"/>
       <w:bookmarkEnd w:id="69"/>
+      <w:bookmarkEnd w:id="70"/>
     </w:p>
     <w:p>
       <w:pPr>
@@ -10551,7 +10723,13 @@
         <w:rPr>
           <w:lang w:val="sr-Latn-CS"/>
         </w:rPr>
-        <w:t xml:space="preserve"> portala</w:t>
+        <w:t xml:space="preserve"> </w:t>
+      </w:r>
+      <w:r>
+        <w:rPr>
+          <w:lang w:val="sr-Latn-CS"/>
+        </w:rPr>
+        <w:t>aplikacija</w:t>
       </w:r>
       <w:r>
         <w:rPr>
@@ -10569,7 +10747,19 @@
         <w:rPr>
           <w:lang w:val="sr-Latn-CS"/>
         </w:rPr>
-        <w:t xml:space="preserve"> skripte koje realizuju funkcionalnost karakterističnu za domen primene portala i uspostavljaju vezu između korisničkog interfejsa i sloja za pristup podacima.</w:t>
+        <w:t xml:space="preserve"> skripte koje realizuju funkcionalnost karakterističnu za domen primene </w:t>
+      </w:r>
+      <w:r>
+        <w:rPr>
+          <w:lang w:val="sr-Latn-CS"/>
+        </w:rPr>
+        <w:t>aplikacija</w:t>
+      </w:r>
+      <w:r>
+        <w:rPr>
+          <w:lang w:val="sr-Latn-CS"/>
+        </w:rPr>
+        <w:t xml:space="preserve"> i uspostavljaju vezu između korisničkog interfejsa i sloja za pristup podacima.</w:t>
       </w:r>
     </w:p>
     <w:p>
@@ -10605,16 +10795,16 @@
           <w:lang w:val="sr-Latn-CS"/>
         </w:rPr>
       </w:pPr>
-      <w:bookmarkStart w:id="70" w:name="_Toc258522655"/>
-      <w:bookmarkStart w:id="71" w:name="_Toc102488125"/>
+      <w:bookmarkStart w:id="71" w:name="_Toc258522655"/>
+      <w:bookmarkStart w:id="72" w:name="_Toc102488125"/>
       <w:r>
         <w:rPr>
           <w:lang w:val="sr-Latn-CS"/>
         </w:rPr>
         <w:t>Pristup podacima</w:t>
       </w:r>
-      <w:bookmarkEnd w:id="70"/>
       <w:bookmarkEnd w:id="71"/>
+      <w:bookmarkEnd w:id="72"/>
     </w:p>
     <w:p>
       <w:pPr>
@@ -10713,16 +10903,16 @@
           <w:lang w:val="sr-Latn-CS"/>
         </w:rPr>
       </w:pPr>
-      <w:bookmarkStart w:id="72" w:name="_Toc258522656"/>
-      <w:bookmarkStart w:id="73" w:name="_Toc102488126"/>
+      <w:bookmarkStart w:id="73" w:name="_Toc258522656"/>
+      <w:bookmarkStart w:id="74" w:name="_Toc102488126"/>
       <w:r>
         <w:rPr>
           <w:lang w:val="sr-Latn-CS"/>
         </w:rPr>
         <w:t>HTML</w:t>
       </w:r>
-      <w:bookmarkEnd w:id="72"/>
       <w:bookmarkEnd w:id="73"/>
+      <w:bookmarkEnd w:id="74"/>
     </w:p>
     <w:p>
       <w:pPr>
@@ -10795,14 +10985,14 @@
           <w:lang w:val="sr-Latn-CS"/>
         </w:rPr>
       </w:pPr>
-      <w:bookmarkStart w:id="74" w:name="_Toc102488127"/>
+      <w:bookmarkStart w:id="75" w:name="_Toc102488127"/>
       <w:r>
         <w:rPr>
           <w:lang w:val="sr-Latn-CS"/>
         </w:rPr>
         <w:t>JavaScript</w:t>
       </w:r>
-      <w:bookmarkEnd w:id="74"/>
+      <w:bookmarkEnd w:id="75"/>
     </w:p>
     <w:p>
       <w:pPr>
@@ -10885,7 +11075,7 @@
           <w:lang w:val="sr-Latn-CS"/>
         </w:rPr>
       </w:pPr>
-      <w:bookmarkStart w:id="75" w:name="_Toc102488128"/>
+      <w:bookmarkStart w:id="76" w:name="_Toc102488128"/>
       <w:r>
         <w:rPr>
           <w:lang w:val="sr-Latn-CS"/>
@@ -10893,7 +11083,7 @@
         <w:lastRenderedPageBreak/>
         <w:t>C#</w:t>
       </w:r>
-      <w:bookmarkEnd w:id="75"/>
+      <w:bookmarkEnd w:id="76"/>
     </w:p>
     <w:p>
       <w:pPr>
@@ -10956,14 +11146,14 @@
           <w:lang w:val="sr-Latn-CS"/>
         </w:rPr>
       </w:pPr>
-      <w:bookmarkStart w:id="76" w:name="_Toc102488129"/>
+      <w:bookmarkStart w:id="77" w:name="_Toc102488129"/>
       <w:r>
         <w:rPr>
           <w:lang w:val="sr-Latn-CS"/>
         </w:rPr>
         <w:t>SqllocalDB</w:t>
       </w:r>
-      <w:bookmarkEnd w:id="76"/>
+      <w:bookmarkEnd w:id="77"/>
     </w:p>
     <w:p>
       <w:pPr>
@@ -11020,7 +11210,19 @@
         <w:rPr>
           <w:lang w:val="sr-Latn-CS"/>
         </w:rPr>
-        <w:t>portala.</w:t>
+        <w:t>aplikacij</w:t>
+      </w:r>
+      <w:r>
+        <w:rPr>
+          <w:lang w:val="sr-Latn-CS"/>
+        </w:rPr>
+        <w:t>e</w:t>
+      </w:r>
+      <w:r>
+        <w:rPr>
+          <w:lang w:val="sr-Latn-CS"/>
+        </w:rPr>
+        <w:t>.</w:t>
       </w:r>
     </w:p>
     <w:p>
@@ -11032,16 +11234,16 @@
           <w:lang w:val="sr-Latn-CS"/>
         </w:rPr>
       </w:pPr>
-      <w:bookmarkStart w:id="77" w:name="_Toc258522659"/>
-      <w:bookmarkStart w:id="78" w:name="_Toc102488130"/>
+      <w:bookmarkStart w:id="78" w:name="_Toc258522659"/>
+      <w:bookmarkStart w:id="79" w:name="_Toc102488130"/>
       <w:r>
         <w:rPr>
           <w:lang w:val="sr-Latn-CS"/>
         </w:rPr>
         <w:t>Pogled na procese</w:t>
       </w:r>
-      <w:bookmarkEnd w:id="77"/>
       <w:bookmarkEnd w:id="78"/>
+      <w:bookmarkEnd w:id="79"/>
     </w:p>
     <w:p>
       <w:pPr>
@@ -11144,7 +11346,25 @@
         <w:rPr>
           <w:lang w:val="sr-Latn-CS"/>
         </w:rPr>
-        <w:t xml:space="preserve"> portala kao Web aplikacije.</w:t>
+        <w:t xml:space="preserve"> </w:t>
+      </w:r>
+      <w:r>
+        <w:rPr>
+          <w:lang w:val="sr-Latn-CS"/>
+        </w:rPr>
+        <w:t>aplikacij</w:t>
+      </w:r>
+      <w:r>
+        <w:rPr>
+          <w:lang w:val="sr-Latn-CS"/>
+        </w:rPr>
+        <w:t>e</w:t>
+      </w:r>
+      <w:r>
+        <w:rPr>
+          <w:lang w:val="sr-Latn-CS"/>
+        </w:rPr>
+        <w:t xml:space="preserve"> kao Web aplikacije.</w:t>
       </w:r>
     </w:p>
     <w:p>
@@ -11154,16 +11374,16 @@
           <w:lang w:val="sr-Latn-CS"/>
         </w:rPr>
       </w:pPr>
-      <w:bookmarkStart w:id="79" w:name="_Toc258522660"/>
-      <w:bookmarkStart w:id="80" w:name="_Toc102488131"/>
+      <w:bookmarkStart w:id="80" w:name="_Toc258522660"/>
+      <w:bookmarkStart w:id="81" w:name="_Toc102488131"/>
       <w:r>
         <w:rPr>
           <w:lang w:val="sr-Latn-CS"/>
         </w:rPr>
         <w:t>Procesi</w:t>
       </w:r>
-      <w:bookmarkEnd w:id="79"/>
       <w:bookmarkEnd w:id="80"/>
+      <w:bookmarkEnd w:id="81"/>
     </w:p>
     <w:p>
       <w:pPr>
@@ -11272,22 +11492,22 @@
           <w:lang w:val="sr-Latn-CS"/>
         </w:rPr>
       </w:pPr>
-      <w:bookmarkStart w:id="81" w:name="_Toc258522662"/>
-      <w:bookmarkStart w:id="82" w:name="_Toc102488132"/>
+      <w:bookmarkStart w:id="82" w:name="_Toc258522662"/>
+      <w:bookmarkStart w:id="83" w:name="_Toc102488132"/>
       <w:r>
         <w:rPr>
           <w:lang w:val="sr-Latn-CS"/>
         </w:rPr>
         <w:t xml:space="preserve">Web </w:t>
       </w:r>
-      <w:bookmarkEnd w:id="81"/>
+      <w:bookmarkEnd w:id="82"/>
       <w:r>
         <w:rPr>
           <w:lang w:val="sr-Latn-CS"/>
         </w:rPr>
         <w:t>aplikacija</w:t>
       </w:r>
-      <w:bookmarkEnd w:id="82"/>
+      <w:bookmarkEnd w:id="83"/>
     </w:p>
     <w:p>
       <w:pPr>
@@ -11297,9 +11517,9 @@
           <w:lang w:val="sr-Latn-CS" w:eastAsia="en-US"/>
         </w:rPr>
       </w:pPr>
-      <w:bookmarkStart w:id="83" w:name="_Toc6685001"/>
-      <w:bookmarkStart w:id="84" w:name="_Toc71450732"/>
-      <w:bookmarkStart w:id="85" w:name="_Toc258522664"/>
+      <w:bookmarkStart w:id="84" w:name="_Toc6685001"/>
+      <w:bookmarkStart w:id="85" w:name="_Toc71450732"/>
+      <w:bookmarkStart w:id="86" w:name="_Toc258522664"/>
       <w:r>
         <w:t>Web</w:t>
       </w:r>
@@ -11340,9 +11560,11 @@
         </w:rPr>
         <w:t xml:space="preserve"> </w:t>
       </w:r>
+      <w:proofErr w:type="spellStart"/>
       <w:r>
         <w:t>koji</w:t>
       </w:r>
+      <w:proofErr w:type="spellEnd"/>
       <w:r>
         <w:rPr>
           <w:lang w:val="sr-Latn-CS"/>
@@ -11656,9 +11878,11 @@
         </w:rPr>
         <w:t xml:space="preserve"> </w:t>
       </w:r>
+      <w:proofErr w:type="spellStart"/>
       <w:r>
         <w:t>koji</w:t>
       </w:r>
+      <w:proofErr w:type="spellEnd"/>
       <w:r>
         <w:rPr>
           <w:lang w:val="sr-Latn-CS"/>
@@ -11739,16 +11963,16 @@
           <w:lang w:val="sr-Latn-CS"/>
         </w:rPr>
       </w:pPr>
-      <w:bookmarkStart w:id="86" w:name="_Toc102488133"/>
+      <w:bookmarkStart w:id="87" w:name="_Toc102488133"/>
       <w:r>
         <w:rPr>
           <w:lang w:val="sr-Latn-CS"/>
         </w:rPr>
         <w:t>Web API</w:t>
       </w:r>
-      <w:bookmarkEnd w:id="83"/>
       <w:bookmarkEnd w:id="84"/>
-      <w:bookmarkEnd w:id="86"/>
+      <w:bookmarkEnd w:id="85"/>
+      <w:bookmarkEnd w:id="87"/>
     </w:p>
     <w:p>
       <w:pPr>
@@ -11795,9 +12019,11 @@
         </w:rPr>
         <w:t xml:space="preserve"> </w:t>
       </w:r>
+      <w:proofErr w:type="spellStart"/>
       <w:r>
         <w:t>koji</w:t>
       </w:r>
+      <w:proofErr w:type="spellEnd"/>
       <w:r>
         <w:rPr>
           <w:lang w:val="sr-Latn-CS"/>
@@ -12136,7 +12362,7 @@
           <w:lang w:val="sr-Latn-CS"/>
         </w:rPr>
       </w:pPr>
-      <w:bookmarkStart w:id="87" w:name="_Toc102488134"/>
+      <w:bookmarkStart w:id="88" w:name="_Toc102488134"/>
       <w:r>
         <w:rPr>
           <w:lang w:val="sr-Latn-CS"/>
@@ -12144,8 +12370,8 @@
         <w:lastRenderedPageBreak/>
         <w:t>SQL Server</w:t>
       </w:r>
-      <w:bookmarkEnd w:id="85"/>
-      <w:bookmarkEnd w:id="87"/>
+      <w:bookmarkEnd w:id="86"/>
+      <w:bookmarkEnd w:id="88"/>
     </w:p>
     <w:p>
       <w:pPr>
@@ -12181,16 +12407,16 @@
           <w:lang w:val="sr-Latn-CS"/>
         </w:rPr>
       </w:pPr>
-      <w:bookmarkStart w:id="88" w:name="_Toc258522665"/>
-      <w:bookmarkStart w:id="89" w:name="_Toc102488135"/>
+      <w:bookmarkStart w:id="89" w:name="_Toc258522665"/>
+      <w:bookmarkStart w:id="90" w:name="_Toc102488135"/>
       <w:r>
         <w:rPr>
           <w:lang w:val="sr-Latn-CS"/>
         </w:rPr>
         <w:t>Pogled na raspoređivanje sistema</w:t>
       </w:r>
-      <w:bookmarkEnd w:id="88"/>
       <w:bookmarkEnd w:id="89"/>
+      <w:bookmarkEnd w:id="90"/>
     </w:p>
     <w:p>
       <w:pPr>
@@ -12243,7 +12469,25 @@
         <w:rPr>
           <w:lang w:val="sr-Latn-CS"/>
         </w:rPr>
-        <w:t xml:space="preserve"> portala.</w:t>
+        <w:t xml:space="preserve"> </w:t>
+      </w:r>
+      <w:r>
+        <w:rPr>
+          <w:lang w:val="sr-Latn-CS"/>
+        </w:rPr>
+        <w:t>aplikacij</w:t>
+      </w:r>
+      <w:r>
+        <w:rPr>
+          <w:lang w:val="sr-Latn-CS"/>
+        </w:rPr>
+        <w:t>e</w:t>
+      </w:r>
+      <w:r>
+        <w:rPr>
+          <w:lang w:val="sr-Latn-CS"/>
+        </w:rPr>
+        <w:t>.</w:t>
       </w:r>
     </w:p>
     <w:p>
@@ -12309,16 +12553,16 @@
           <w:lang w:val="sr-Latn-CS"/>
         </w:rPr>
       </w:pPr>
-      <w:bookmarkStart w:id="90" w:name="_Toc258522666"/>
-      <w:bookmarkStart w:id="91" w:name="_Toc102488136"/>
+      <w:bookmarkStart w:id="91" w:name="_Toc258522666"/>
+      <w:bookmarkStart w:id="92" w:name="_Toc102488136"/>
       <w:r>
         <w:rPr>
           <w:lang w:val="sr-Latn-CS"/>
         </w:rPr>
         <w:t>Klijent</w:t>
       </w:r>
-      <w:bookmarkEnd w:id="90"/>
       <w:bookmarkEnd w:id="91"/>
+      <w:bookmarkEnd w:id="92"/>
     </w:p>
     <w:p>
       <w:pPr>
@@ -12343,13 +12587,25 @@
         <w:rPr>
           <w:lang w:val="sr-Latn-CS"/>
         </w:rPr>
-        <w:t xml:space="preserve"> portal</w:t>
-      </w:r>
-      <w:r>
-        <w:rPr>
-          <w:lang w:val="sr-Latn-CS"/>
-        </w:rPr>
-        <w:t xml:space="preserve">u </w:t>
+        <w:t xml:space="preserve"> </w:t>
+      </w:r>
+      <w:r>
+        <w:rPr>
+          <w:lang w:val="sr-Latn-CS"/>
+        </w:rPr>
+        <w:t>aplikacij</w:t>
+      </w:r>
+      <w:r>
+        <w:rPr>
+          <w:lang w:val="sr-Latn-CS"/>
+        </w:rPr>
+        <w:t>i</w:t>
+      </w:r>
+      <w:r>
+        <w:rPr>
+          <w:lang w:val="sr-Latn-CS"/>
+        </w:rPr>
+        <w:t xml:space="preserve"> </w:t>
       </w:r>
       <w:r>
         <w:rPr>
@@ -12371,16 +12627,16 @@
           <w:lang w:val="sr-Latn-CS"/>
         </w:rPr>
       </w:pPr>
-      <w:bookmarkStart w:id="92" w:name="_Toc258522667"/>
-      <w:bookmarkStart w:id="93" w:name="_Toc102488137"/>
+      <w:bookmarkStart w:id="93" w:name="_Toc258522667"/>
+      <w:bookmarkStart w:id="94" w:name="_Toc102488137"/>
       <w:r>
         <w:rPr>
           <w:lang w:val="sr-Latn-CS"/>
         </w:rPr>
         <w:t>Web server</w:t>
       </w:r>
-      <w:bookmarkEnd w:id="92"/>
       <w:bookmarkEnd w:id="93"/>
+      <w:bookmarkEnd w:id="94"/>
     </w:p>
     <w:p>
       <w:pPr>
@@ -12389,7 +12645,7 @@
           <w:lang w:val="sr-Latn-CS"/>
         </w:rPr>
       </w:pPr>
-      <w:bookmarkStart w:id="94" w:name="_Toc258522668"/>
+      <w:bookmarkStart w:id="95" w:name="_Toc258522668"/>
       <w:r>
         <w:rPr>
           <w:lang w:val="sr-Latn-CS"/>
@@ -12404,15 +12660,15 @@
           <w:lang w:val="sr-Latn-CS"/>
         </w:rPr>
       </w:pPr>
-      <w:bookmarkStart w:id="95" w:name="_Toc102488138"/>
+      <w:bookmarkStart w:id="96" w:name="_Toc102488138"/>
       <w:r>
         <w:rPr>
           <w:lang w:val="sr-Latn-CS"/>
         </w:rPr>
         <w:t>DBMS server</w:t>
       </w:r>
-      <w:bookmarkEnd w:id="94"/>
       <w:bookmarkEnd w:id="95"/>
+      <w:bookmarkEnd w:id="96"/>
     </w:p>
     <w:p>
       <w:pPr>
@@ -12460,16 +12716,16 @@
           <w:lang w:val="sr-Latn-CS"/>
         </w:rPr>
       </w:pPr>
-      <w:bookmarkStart w:id="96" w:name="_Toc258522669"/>
-      <w:bookmarkStart w:id="97" w:name="_Toc102488139"/>
+      <w:bookmarkStart w:id="97" w:name="_Toc258522669"/>
+      <w:bookmarkStart w:id="98" w:name="_Toc102488139"/>
       <w:r>
         <w:rPr>
           <w:lang w:val="sr-Latn-CS"/>
         </w:rPr>
         <w:t>Pogled na implementaciju sistema</w:t>
       </w:r>
-      <w:bookmarkEnd w:id="96"/>
       <w:bookmarkEnd w:id="97"/>
+      <w:bookmarkEnd w:id="98"/>
     </w:p>
     <w:p>
       <w:pPr>
@@ -12501,7 +12757,25 @@
         <w:rPr>
           <w:lang w:val="sr-Latn-CS"/>
         </w:rPr>
-        <w:t xml:space="preserve"> portal ovaj odeljak sadrži model domena, šemu baze podataka i prikaz komponenti sistema razvrstanih u ranije identifikovane pakete.</w:t>
+        <w:t xml:space="preserve"> </w:t>
+      </w:r>
+      <w:r>
+        <w:rPr>
+          <w:lang w:val="sr-Latn-CS"/>
+        </w:rPr>
+        <w:t>aplikacij</w:t>
+      </w:r>
+      <w:r>
+        <w:rPr>
+          <w:lang w:val="sr-Latn-CS"/>
+        </w:rPr>
+        <w:t>e</w:t>
+      </w:r>
+      <w:r>
+        <w:rPr>
+          <w:lang w:val="sr-Latn-CS"/>
+        </w:rPr>
+        <w:t xml:space="preserve"> ovaj odeljak sadrži model domena, šemu baze podataka i prikaz komponenti sistema razvrstanih u ranije identifikovane pakete.</w:t>
       </w:r>
     </w:p>
     <w:p>
@@ -12511,16 +12785,16 @@
           <w:lang w:val="sr-Latn-CS"/>
         </w:rPr>
       </w:pPr>
-      <w:bookmarkStart w:id="98" w:name="_Toc258522670"/>
-      <w:bookmarkStart w:id="99" w:name="_Toc102488140"/>
+      <w:bookmarkStart w:id="99" w:name="_Toc258522670"/>
+      <w:bookmarkStart w:id="100" w:name="_Toc102488140"/>
       <w:r>
         <w:rPr>
           <w:lang w:val="sr-Latn-CS"/>
         </w:rPr>
         <w:t>Model domena</w:t>
       </w:r>
-      <w:bookmarkEnd w:id="98"/>
       <w:bookmarkEnd w:id="99"/>
+      <w:bookmarkEnd w:id="100"/>
     </w:p>
     <w:p>
       <w:pPr>
@@ -12540,7 +12814,19 @@
         <w:rPr>
           <w:lang w:val="sr-Latn-CS"/>
         </w:rPr>
-        <w:t xml:space="preserve"> portal projektuje je ilustrovan UML dijagramom klasa. U njemu su prikazane domenske klase, neki od njihovih atributa, kao i veze koje se mogu identifikovati između njih.</w:t>
+        <w:t xml:space="preserve"> </w:t>
+      </w:r>
+      <w:r>
+        <w:rPr>
+          <w:lang w:val="sr-Latn-CS"/>
+        </w:rPr>
+        <w:t>aplikacija</w:t>
+      </w:r>
+      <w:r>
+        <w:rPr>
+          <w:lang w:val="sr-Latn-CS"/>
+        </w:rPr>
+        <w:t xml:space="preserve"> projektuje je ilustrovan UML dijagramom klasa. U njemu su prikazane domenske klase, neki od njihovih atributa, kao i veze koje se mogu identifikovati između njih.</w:t>
       </w:r>
     </w:p>
     <w:p>
@@ -12651,7 +12937,7 @@
             <v:path o:extrusionok="f" gradientshapeok="t" o:connecttype="rect"/>
             <o:lock v:ext="edit" aspectratio="t"/>
           </v:shapetype>
-          <v:shape id="_x0000_i1064" type="#_x0000_t75" style="width:467.25pt;height:304.5pt">
+          <v:shape id="_x0000_i1025" type="#_x0000_t75" style="width:467.25pt;height:304.5pt">
             <v:imagedata r:id="rId16" o:title="Screenshot (2)"/>
           </v:shape>
         </w:pict>
@@ -12682,16 +12968,16 @@
           <w:lang w:val="sr-Latn-CS"/>
         </w:rPr>
       </w:pPr>
-      <w:bookmarkStart w:id="100" w:name="_Toc258522671"/>
-      <w:bookmarkStart w:id="101" w:name="_Toc102488141"/>
+      <w:bookmarkStart w:id="101" w:name="_Toc258522671"/>
+      <w:bookmarkStart w:id="102" w:name="_Toc102488141"/>
       <w:r>
         <w:rPr>
           <w:lang w:val="sr-Latn-CS"/>
         </w:rPr>
         <w:t>Šema baze podataka</w:t>
       </w:r>
-      <w:bookmarkEnd w:id="100"/>
       <w:bookmarkEnd w:id="101"/>
+      <w:bookmarkEnd w:id="102"/>
     </w:p>
     <w:p>
       <w:pPr>
@@ -12774,7 +13060,7 @@
           <w:lang w:eastAsia="en-US"/>
         </w:rPr>
         <w:pict w14:anchorId="6B2666FB">
-          <v:shape id="_x0000_i1065" type="#_x0000_t75" style="width:467.25pt;height:212.25pt">
+          <v:shape id="_x0000_i1026" type="#_x0000_t75" style="width:467.25pt;height:212.25pt">
             <v:imagedata r:id="rId17" o:title="Screenshot (4)"/>
           </v:shape>
         </w:pict>
@@ -12795,8 +13081,8 @@
           <w:lang w:val="sr-Latn-CS"/>
         </w:rPr>
       </w:pPr>
-      <w:bookmarkStart w:id="102" w:name="_Toc258522672"/>
-      <w:bookmarkStart w:id="103" w:name="_Toc102488142"/>
+      <w:bookmarkStart w:id="103" w:name="_Toc258522672"/>
+      <w:bookmarkStart w:id="104" w:name="_Toc102488142"/>
       <w:r>
         <w:rPr>
           <w:lang w:val="sr-Latn-CS"/>
@@ -12804,8 +13090,8 @@
         <w:lastRenderedPageBreak/>
         <w:t>Komponente sistema</w:t>
       </w:r>
-      <w:bookmarkEnd w:id="102"/>
       <w:bookmarkEnd w:id="103"/>
+      <w:bookmarkEnd w:id="104"/>
     </w:p>
     <w:p>
       <w:pPr>
@@ -12815,7 +13101,7 @@
           <w:lang w:val="sr-Latn-CS"/>
         </w:rPr>
       </w:pPr>
-      <w:bookmarkStart w:id="104" w:name="_Toc258522673"/>
+      <w:bookmarkStart w:id="105" w:name="_Toc258522673"/>
       <w:proofErr w:type="spellStart"/>
       <w:r>
         <w:rPr>
@@ -12864,338 +13150,341 @@
         </w:rPr>
         <w:t xml:space="preserve"> </w:t>
       </w:r>
-      <w:proofErr w:type="spellStart"/>
+      <w:r>
+        <w:rPr>
+          <w:lang w:val="sr-Latn-CS"/>
+        </w:rPr>
+        <w:t>aplikacij</w:t>
+      </w:r>
+      <w:r>
+        <w:rPr>
+          <w:lang w:val="sr-Latn-CS"/>
+        </w:rPr>
+        <w:t>e</w:t>
+      </w:r>
       <w:r>
         <w:rPr>
           <w:color w:val="242424"/>
           <w:shd w:val="clear" w:color="auto" w:fill="FFFFFF"/>
         </w:rPr>
-        <w:t>portala</w:t>
-      </w:r>
-      <w:proofErr w:type="spellEnd"/>
+        <w:t xml:space="preserve"> </w:t>
+      </w:r>
+      <w:proofErr w:type="spellStart"/>
       <w:r>
         <w:rPr>
           <w:color w:val="242424"/>
           <w:shd w:val="clear" w:color="auto" w:fill="FFFFFF"/>
         </w:rPr>
-        <w:t xml:space="preserve"> </w:t>
-      </w:r>
-      <w:proofErr w:type="spellStart"/>
+        <w:t>su</w:t>
+      </w:r>
+      <w:proofErr w:type="spellEnd"/>
       <w:r>
         <w:rPr>
           <w:color w:val="242424"/>
           <w:shd w:val="clear" w:color="auto" w:fill="FFFFFF"/>
         </w:rPr>
-        <w:t>su</w:t>
-      </w:r>
-      <w:proofErr w:type="spellEnd"/>
+        <w:t xml:space="preserve"> </w:t>
+      </w:r>
       <w:r>
         <w:rPr>
           <w:color w:val="242424"/>
           <w:shd w:val="clear" w:color="auto" w:fill="FFFFFF"/>
         </w:rPr>
-        <w:t xml:space="preserve"> </w:t>
+        <w:t>JavaScript</w:t>
       </w:r>
       <w:r>
         <w:rPr>
           <w:color w:val="242424"/>
           <w:shd w:val="clear" w:color="auto" w:fill="FFFFFF"/>
         </w:rPr>
-        <w:t>JavaScript</w:t>
-      </w:r>
+        <w:t xml:space="preserve"> </w:t>
+      </w:r>
+      <w:proofErr w:type="spellStart"/>
       <w:r>
         <w:rPr>
           <w:color w:val="242424"/>
           <w:shd w:val="clear" w:color="auto" w:fill="FFFFFF"/>
         </w:rPr>
-        <w:t xml:space="preserve"> </w:t>
-      </w:r>
-      <w:proofErr w:type="spellStart"/>
+        <w:t>skripti</w:t>
+      </w:r>
+      <w:proofErr w:type="spellEnd"/>
       <w:r>
         <w:rPr>
           <w:color w:val="242424"/>
           <w:shd w:val="clear" w:color="auto" w:fill="FFFFFF"/>
         </w:rPr>
-        <w:t>skripti</w:t>
-      </w:r>
-      <w:proofErr w:type="spellEnd"/>
+        <w:t xml:space="preserve"> </w:t>
+      </w:r>
+      <w:proofErr w:type="spellStart"/>
       <w:r>
         <w:rPr>
           <w:color w:val="242424"/>
           <w:shd w:val="clear" w:color="auto" w:fill="FFFFFF"/>
         </w:rPr>
-        <w:t xml:space="preserve"> </w:t>
-      </w:r>
-      <w:proofErr w:type="spellStart"/>
+        <w:t>čiji</w:t>
+      </w:r>
+      <w:proofErr w:type="spellEnd"/>
       <w:r>
         <w:rPr>
           <w:color w:val="242424"/>
           <w:shd w:val="clear" w:color="auto" w:fill="FFFFFF"/>
         </w:rPr>
-        <w:t>čiji</w:t>
-      </w:r>
-      <w:proofErr w:type="spellEnd"/>
+        <w:t xml:space="preserve"> </w:t>
+      </w:r>
+      <w:proofErr w:type="spellStart"/>
       <w:r>
         <w:rPr>
           <w:color w:val="242424"/>
           <w:shd w:val="clear" w:color="auto" w:fill="FFFFFF"/>
         </w:rPr>
-        <w:t xml:space="preserve"> </w:t>
-      </w:r>
-      <w:proofErr w:type="spellStart"/>
+        <w:t>će</w:t>
+      </w:r>
+      <w:proofErr w:type="spellEnd"/>
       <w:r>
         <w:rPr>
           <w:color w:val="242424"/>
           <w:shd w:val="clear" w:color="auto" w:fill="FFFFFF"/>
         </w:rPr>
-        <w:t>će</w:t>
-      </w:r>
-      <w:proofErr w:type="spellEnd"/>
+        <w:t xml:space="preserve"> </w:t>
+      </w:r>
+      <w:proofErr w:type="spellStart"/>
       <w:r>
         <w:rPr>
           <w:color w:val="242424"/>
           <w:shd w:val="clear" w:color="auto" w:fill="FFFFFF"/>
         </w:rPr>
-        <w:t xml:space="preserve"> </w:t>
-      </w:r>
-      <w:proofErr w:type="spellStart"/>
+        <w:t>pregled</w:t>
+      </w:r>
+      <w:proofErr w:type="spellEnd"/>
       <w:r>
         <w:rPr>
           <w:color w:val="242424"/>
           <w:shd w:val="clear" w:color="auto" w:fill="FFFFFF"/>
         </w:rPr>
-        <w:t>pregled</w:t>
-      </w:r>
-      <w:proofErr w:type="spellEnd"/>
+        <w:t xml:space="preserve"> </w:t>
+      </w:r>
+      <w:proofErr w:type="spellStart"/>
       <w:r>
         <w:rPr>
           <w:color w:val="242424"/>
           <w:shd w:val="clear" w:color="auto" w:fill="FFFFFF"/>
         </w:rPr>
-        <w:t xml:space="preserve"> </w:t>
-      </w:r>
-      <w:proofErr w:type="spellStart"/>
+        <w:t>biti</w:t>
+      </w:r>
+      <w:proofErr w:type="spellEnd"/>
       <w:r>
         <w:rPr>
           <w:color w:val="242424"/>
           <w:shd w:val="clear" w:color="auto" w:fill="FFFFFF"/>
         </w:rPr>
-        <w:t>biti</w:t>
-      </w:r>
-      <w:proofErr w:type="spellEnd"/>
+        <w:t xml:space="preserve"> </w:t>
+      </w:r>
+      <w:proofErr w:type="spellStart"/>
       <w:r>
         <w:rPr>
           <w:color w:val="242424"/>
           <w:shd w:val="clear" w:color="auto" w:fill="FFFFFF"/>
         </w:rPr>
-        <w:t xml:space="preserve"> </w:t>
-      </w:r>
-      <w:proofErr w:type="spellStart"/>
+        <w:t>dat</w:t>
+      </w:r>
+      <w:proofErr w:type="spellEnd"/>
       <w:r>
         <w:rPr>
           <w:color w:val="242424"/>
           <w:shd w:val="clear" w:color="auto" w:fill="FFFFFF"/>
         </w:rPr>
-        <w:t>dat</w:t>
-      </w:r>
-      <w:proofErr w:type="spellEnd"/>
+        <w:t xml:space="preserve"> po </w:t>
+      </w:r>
+      <w:proofErr w:type="spellStart"/>
       <w:r>
         <w:rPr>
           <w:color w:val="242424"/>
           <w:shd w:val="clear" w:color="auto" w:fill="FFFFFF"/>
         </w:rPr>
-        <w:t xml:space="preserve"> po </w:t>
-      </w:r>
-      <w:proofErr w:type="spellStart"/>
+        <w:t>arhitekturnim</w:t>
+      </w:r>
+      <w:proofErr w:type="spellEnd"/>
       <w:r>
         <w:rPr>
           <w:color w:val="242424"/>
           <w:shd w:val="clear" w:color="auto" w:fill="FFFFFF"/>
         </w:rPr>
-        <w:t>arhitekturnim</w:t>
-      </w:r>
-      <w:proofErr w:type="spellEnd"/>
+        <w:t xml:space="preserve"> </w:t>
+      </w:r>
+      <w:proofErr w:type="spellStart"/>
       <w:r>
         <w:rPr>
           <w:color w:val="242424"/>
           <w:shd w:val="clear" w:color="auto" w:fill="FFFFFF"/>
         </w:rPr>
-        <w:t xml:space="preserve"> </w:t>
-      </w:r>
-      <w:proofErr w:type="spellStart"/>
+        <w:t>slojevima</w:t>
+      </w:r>
+      <w:proofErr w:type="spellEnd"/>
       <w:r>
         <w:rPr>
           <w:color w:val="242424"/>
           <w:shd w:val="clear" w:color="auto" w:fill="FFFFFF"/>
         </w:rPr>
-        <w:t>slojevima</w:t>
-      </w:r>
-      <w:proofErr w:type="spellEnd"/>
+        <w:t xml:space="preserve">. Za </w:t>
+      </w:r>
+      <w:proofErr w:type="spellStart"/>
       <w:r>
         <w:rPr>
           <w:color w:val="242424"/>
           <w:shd w:val="clear" w:color="auto" w:fill="FFFFFF"/>
         </w:rPr>
-        <w:t xml:space="preserve">. Za </w:t>
-      </w:r>
-      <w:proofErr w:type="spellStart"/>
+        <w:t>ilustraciju</w:t>
+      </w:r>
+      <w:proofErr w:type="spellEnd"/>
       <w:r>
         <w:rPr>
           <w:color w:val="242424"/>
           <w:shd w:val="clear" w:color="auto" w:fill="FFFFFF"/>
         </w:rPr>
-        <w:t>ilustraciju</w:t>
-      </w:r>
-      <w:proofErr w:type="spellEnd"/>
+        <w:t xml:space="preserve"> </w:t>
+      </w:r>
+      <w:proofErr w:type="spellStart"/>
       <w:r>
         <w:rPr>
           <w:color w:val="242424"/>
           <w:shd w:val="clear" w:color="auto" w:fill="FFFFFF"/>
         </w:rPr>
-        <w:t xml:space="preserve"> </w:t>
-      </w:r>
-      <w:proofErr w:type="spellStart"/>
+        <w:t>će</w:t>
+      </w:r>
+      <w:proofErr w:type="spellEnd"/>
       <w:r>
         <w:rPr>
           <w:color w:val="242424"/>
           <w:shd w:val="clear" w:color="auto" w:fill="FFFFFF"/>
         </w:rPr>
-        <w:t>će</w:t>
-      </w:r>
-      <w:proofErr w:type="spellEnd"/>
+        <w:t xml:space="preserve"> </w:t>
+      </w:r>
+      <w:proofErr w:type="spellStart"/>
       <w:r>
         <w:rPr>
           <w:color w:val="242424"/>
           <w:shd w:val="clear" w:color="auto" w:fill="FFFFFF"/>
         </w:rPr>
-        <w:t xml:space="preserve"> </w:t>
-      </w:r>
-      <w:proofErr w:type="spellStart"/>
+        <w:t>biti</w:t>
+      </w:r>
+      <w:proofErr w:type="spellEnd"/>
       <w:r>
         <w:rPr>
           <w:color w:val="242424"/>
           <w:shd w:val="clear" w:color="auto" w:fill="FFFFFF"/>
         </w:rPr>
-        <w:t>biti</w:t>
-      </w:r>
-      <w:proofErr w:type="spellEnd"/>
+        <w:t xml:space="preserve"> </w:t>
+      </w:r>
+      <w:proofErr w:type="spellStart"/>
       <w:r>
         <w:rPr>
           <w:color w:val="242424"/>
           <w:shd w:val="clear" w:color="auto" w:fill="FFFFFF"/>
         </w:rPr>
-        <w:t xml:space="preserve"> </w:t>
-      </w:r>
-      <w:proofErr w:type="spellStart"/>
+        <w:t>korišćeni</w:t>
+      </w:r>
+      <w:proofErr w:type="spellEnd"/>
       <w:r>
         <w:rPr>
           <w:color w:val="242424"/>
           <w:shd w:val="clear" w:color="auto" w:fill="FFFFFF"/>
         </w:rPr>
-        <w:t>korišćeni</w:t>
-      </w:r>
-      <w:proofErr w:type="spellEnd"/>
+        <w:t xml:space="preserve"> UML </w:t>
+      </w:r>
+      <w:proofErr w:type="spellStart"/>
       <w:r>
         <w:rPr>
           <w:color w:val="242424"/>
           <w:shd w:val="clear" w:color="auto" w:fill="FFFFFF"/>
         </w:rPr>
-        <w:t xml:space="preserve"> UML </w:t>
-      </w:r>
-      <w:proofErr w:type="spellStart"/>
+        <w:t>dijagrami</w:t>
+      </w:r>
+      <w:proofErr w:type="spellEnd"/>
       <w:r>
         <w:rPr>
           <w:color w:val="242424"/>
           <w:shd w:val="clear" w:color="auto" w:fill="FFFFFF"/>
         </w:rPr>
-        <w:t>dijagrami</w:t>
-      </w:r>
-      <w:proofErr w:type="spellEnd"/>
+        <w:t xml:space="preserve"> </w:t>
+      </w:r>
+      <w:proofErr w:type="spellStart"/>
       <w:r>
         <w:rPr>
           <w:color w:val="242424"/>
           <w:shd w:val="clear" w:color="auto" w:fill="FFFFFF"/>
         </w:rPr>
-        <w:t xml:space="preserve"> </w:t>
-      </w:r>
-      <w:proofErr w:type="spellStart"/>
+        <w:t>komponenti</w:t>
+      </w:r>
+      <w:proofErr w:type="spellEnd"/>
       <w:r>
         <w:rPr>
           <w:color w:val="242424"/>
           <w:shd w:val="clear" w:color="auto" w:fill="FFFFFF"/>
         </w:rPr>
-        <w:t>komponenti</w:t>
-      </w:r>
-      <w:proofErr w:type="spellEnd"/>
+        <w:t xml:space="preserve">, </w:t>
+      </w:r>
+      <w:proofErr w:type="spellStart"/>
       <w:r>
         <w:rPr>
           <w:color w:val="242424"/>
           <w:shd w:val="clear" w:color="auto" w:fill="FFFFFF"/>
         </w:rPr>
-        <w:t xml:space="preserve">, </w:t>
-      </w:r>
-      <w:proofErr w:type="spellStart"/>
+        <w:t>ali</w:t>
+      </w:r>
+      <w:proofErr w:type="spellEnd"/>
       <w:r>
         <w:rPr>
           <w:color w:val="242424"/>
           <w:shd w:val="clear" w:color="auto" w:fill="FFFFFF"/>
         </w:rPr>
-        <w:t>ali</w:t>
-      </w:r>
-      <w:proofErr w:type="spellEnd"/>
+        <w:t xml:space="preserve"> </w:t>
+      </w:r>
+      <w:proofErr w:type="spellStart"/>
       <w:r>
         <w:rPr>
           <w:color w:val="242424"/>
           <w:shd w:val="clear" w:color="auto" w:fill="FFFFFF"/>
         </w:rPr>
-        <w:t xml:space="preserve"> </w:t>
-      </w:r>
-      <w:proofErr w:type="spellStart"/>
+        <w:t>i</w:t>
+      </w:r>
+      <w:proofErr w:type="spellEnd"/>
       <w:r>
         <w:rPr>
           <w:color w:val="242424"/>
           <w:shd w:val="clear" w:color="auto" w:fill="FFFFFF"/>
         </w:rPr>
-        <w:t>i</w:t>
-      </w:r>
-      <w:proofErr w:type="spellEnd"/>
+        <w:t xml:space="preserve"> </w:t>
+      </w:r>
+      <w:proofErr w:type="spellStart"/>
       <w:r>
         <w:rPr>
           <w:color w:val="242424"/>
           <w:shd w:val="clear" w:color="auto" w:fill="FFFFFF"/>
         </w:rPr>
-        <w:t xml:space="preserve"> </w:t>
-      </w:r>
-      <w:proofErr w:type="spellStart"/>
+        <w:t>dijagrami</w:t>
+      </w:r>
+      <w:proofErr w:type="spellEnd"/>
       <w:r>
         <w:rPr>
           <w:color w:val="242424"/>
           <w:shd w:val="clear" w:color="auto" w:fill="FFFFFF"/>
         </w:rPr>
-        <w:t>dijagrami</w:t>
-      </w:r>
-      <w:proofErr w:type="spellEnd"/>
+        <w:t xml:space="preserve"> </w:t>
+      </w:r>
+      <w:proofErr w:type="spellStart"/>
       <w:r>
         <w:rPr>
           <w:color w:val="242424"/>
           <w:shd w:val="clear" w:color="auto" w:fill="FFFFFF"/>
         </w:rPr>
-        <w:t xml:space="preserve"> </w:t>
-      </w:r>
-      <w:proofErr w:type="spellStart"/>
+        <w:t>klasa</w:t>
+      </w:r>
+      <w:proofErr w:type="spellEnd"/>
       <w:r>
         <w:rPr>
           <w:color w:val="242424"/>
           <w:shd w:val="clear" w:color="auto" w:fill="FFFFFF"/>
         </w:rPr>
-        <w:t>klasa</w:t>
-      </w:r>
-      <w:proofErr w:type="spellEnd"/>
-      <w:r>
-        <w:rPr>
-          <w:color w:val="242424"/>
-          <w:shd w:val="clear" w:color="auto" w:fill="FFFFFF"/>
-        </w:rPr>
         <w:t>.</w:t>
       </w:r>
     </w:p>
@@ -13206,15 +13495,15 @@
           <w:lang w:val="sr-Latn-CS"/>
         </w:rPr>
       </w:pPr>
-      <w:bookmarkStart w:id="105" w:name="_Toc102488143"/>
+      <w:bookmarkStart w:id="106" w:name="_Toc102488143"/>
       <w:r>
         <w:rPr>
           <w:lang w:val="sr-Latn-CS"/>
         </w:rPr>
         <w:t>Komponente korisničkog interfejsa</w:t>
       </w:r>
-      <w:bookmarkEnd w:id="104"/>
       <w:bookmarkEnd w:id="105"/>
+      <w:bookmarkEnd w:id="106"/>
     </w:p>
     <w:p>
       <w:pPr>
@@ -13259,16 +13548,16 @@
           <w:lang w:val="sr-Latn-CS"/>
         </w:rPr>
       </w:pPr>
-      <w:bookmarkStart w:id="106" w:name="_Toc258522674"/>
-      <w:bookmarkStart w:id="107" w:name="_Toc102488144"/>
+      <w:bookmarkStart w:id="107" w:name="_Toc258522674"/>
+      <w:bookmarkStart w:id="108" w:name="_Toc102488144"/>
       <w:r>
         <w:rPr>
           <w:lang w:val="sr-Latn-CS"/>
         </w:rPr>
         <w:t>Komponente aplikacione logike</w:t>
       </w:r>
-      <w:bookmarkEnd w:id="106"/>
       <w:bookmarkEnd w:id="107"/>
+      <w:bookmarkEnd w:id="108"/>
     </w:p>
     <w:p>
       <w:pPr>
@@ -13296,7 +13585,7 @@
           <w:lang w:val="sr-Latn-CS"/>
         </w:rPr>
         <w:pict w14:anchorId="7FCABD16">
-          <v:shape id="_x0000_i1066" type="#_x0000_t75" style="width:468pt;height:242.25pt">
+          <v:shape id="_x0000_i1027" type="#_x0000_t75" style="width:468pt;height:242.25pt">
             <v:imagedata r:id="rId18" o:title="Screenshot (3)"/>
           </v:shape>
         </w:pict>
@@ -13323,16 +13612,16 @@
           <w:lang w:val="sr-Latn-CS"/>
         </w:rPr>
       </w:pPr>
-      <w:bookmarkStart w:id="108" w:name="_Toc258522675"/>
-      <w:bookmarkStart w:id="109" w:name="_Toc102488145"/>
+      <w:bookmarkStart w:id="109" w:name="_Toc258522675"/>
+      <w:bookmarkStart w:id="110" w:name="_Toc102488145"/>
       <w:r>
         <w:rPr>
           <w:lang w:val="sr-Latn-CS"/>
         </w:rPr>
         <w:t>Komponente za pristup podacima</w:t>
       </w:r>
-      <w:bookmarkEnd w:id="108"/>
       <w:bookmarkEnd w:id="109"/>
+      <w:bookmarkEnd w:id="110"/>
     </w:p>
     <w:p>
       <w:pPr>
@@ -13646,8 +13935,8 @@
           <w:lang w:val="sr-Latn-CS"/>
         </w:rPr>
       </w:pPr>
-      <w:bookmarkStart w:id="110" w:name="_Toc258522676"/>
-      <w:bookmarkStart w:id="111" w:name="_Toc102488146"/>
+      <w:bookmarkStart w:id="111" w:name="_Toc258522676"/>
+      <w:bookmarkStart w:id="112" w:name="_Toc102488146"/>
       <w:r>
         <w:rPr>
           <w:lang w:val="sr-Latn-CS"/>
@@ -13660,8 +13949,8 @@
         </w:rPr>
         <w:t>erformanse</w:t>
       </w:r>
-      <w:bookmarkEnd w:id="110"/>
       <w:bookmarkEnd w:id="111"/>
+      <w:bookmarkEnd w:id="112"/>
     </w:p>
     <w:p>
       <w:pPr>
@@ -13709,7 +13998,19 @@
         <w:rPr>
           <w:lang w:val="sr-Latn-CS"/>
         </w:rPr>
-        <w:t xml:space="preserve"> simultanih pristupa korisnika portalu.</w:t>
+        <w:t xml:space="preserve"> simultanih pristupa korisnika </w:t>
+      </w:r>
+      <w:r>
+        <w:rPr>
+          <w:lang w:val="sr-Latn-CS"/>
+        </w:rPr>
+        <w:t>aplikacija</w:t>
+      </w:r>
+      <w:r>
+        <w:rPr>
+          <w:lang w:val="sr-Latn-CS"/>
+        </w:rPr>
+        <w:t>.</w:t>
       </w:r>
     </w:p>
     <w:p>
@@ -13769,16 +14070,16 @@
           <w:lang w:val="sr-Latn-CS"/>
         </w:rPr>
       </w:pPr>
-      <w:bookmarkStart w:id="112" w:name="_Toc258522677"/>
-      <w:bookmarkStart w:id="113" w:name="_Toc102488147"/>
+      <w:bookmarkStart w:id="113" w:name="_Toc258522677"/>
+      <w:bookmarkStart w:id="114" w:name="_Toc102488147"/>
       <w:r>
         <w:rPr>
           <w:lang w:val="sr-Latn-CS"/>
         </w:rPr>
         <w:t>Kvalitet</w:t>
       </w:r>
-      <w:bookmarkEnd w:id="112"/>
       <w:bookmarkEnd w:id="113"/>
+      <w:bookmarkEnd w:id="114"/>
     </w:p>
     <w:p>
       <w:pPr>
@@ -13844,13 +14145,61 @@
         <w:rPr>
           <w:lang w:val="sr-Latn-CS"/>
         </w:rPr>
-        <w:t xml:space="preserve"> portal će biti dostupan 24 časa dnevno, 7 dana u nedelji. Vreme kada portal nije dos</w:t>
-      </w:r>
-      <w:r>
-        <w:rPr>
-          <w:lang w:val="sr-Latn-CS"/>
-        </w:rPr>
-        <w:t>tupan ne sme da pređe 5</w:t>
+        <w:t xml:space="preserve"> </w:t>
+      </w:r>
+      <w:r>
+        <w:rPr>
+          <w:lang w:val="sr-Latn-CS"/>
+        </w:rPr>
+        <w:t>aplikacija</w:t>
+      </w:r>
+      <w:r>
+        <w:rPr>
+          <w:lang w:val="sr-Latn-CS"/>
+        </w:rPr>
+        <w:t xml:space="preserve"> će biti dostup</w:t>
+      </w:r>
+      <w:r>
+        <w:rPr>
+          <w:lang w:val="sr-Latn-CS"/>
+        </w:rPr>
+        <w:t>na</w:t>
+      </w:r>
+      <w:r>
+        <w:rPr>
+          <w:lang w:val="sr-Latn-CS"/>
+        </w:rPr>
+        <w:t xml:space="preserve"> 24 časa dnevno, 7 dana u nedelji. Vreme kada </w:t>
+      </w:r>
+      <w:r>
+        <w:rPr>
+          <w:lang w:val="sr-Latn-CS"/>
+        </w:rPr>
+        <w:t>aplikacija</w:t>
+      </w:r>
+      <w:r>
+        <w:rPr>
+          <w:lang w:val="sr-Latn-CS"/>
+        </w:rPr>
+        <w:t xml:space="preserve"> nije dos</w:t>
+      </w:r>
+      <w:r>
+        <w:rPr>
+          <w:lang w:val="sr-Latn-CS"/>
+        </w:rPr>
+        <w:t>tup</w:t>
+      </w:r>
+      <w:r>
+        <w:rPr>
+          <w:lang w:val="sr-Latn-CS"/>
+        </w:rPr>
+        <w:t>na</w:t>
+      </w:r>
+      <w:r>
+        <w:rPr>
+          <w:lang w:val="sr-Latn-CS"/>
+        </w:rPr>
+        <w:t xml:space="preserve"> ne sme da pređe 5</w:t>
       </w:r>
       <w:r>
         <w:rPr>
@@ -13908,7 +14257,7 @@
 </file>
 
 <file path=word/endnotes.xml><?xml version="1.0" encoding="utf-8"?>
-<w:endnotes xmlns:wpc="http://schemas.microsoft.com/office/word/2010/wordprocessingCanvas" xmlns:cx="http://schemas.microsoft.com/office/drawing/2014/chartex" xmlns:cx1="http://schemas.microsoft.com/office/drawing/2015/9/8/chartex" xmlns:cx2="http://schemas.microsoft.com/office/drawing/2015/10/21/chartex" xmlns:cx3="http://schemas.microsoft.com/office/drawing/2016/5/9/chartex" xmlns:cx4="http://schemas.microsoft.com/office/drawing/2016/5/10/chartex" xmlns:cx5="http://schemas.microsoft.com/office/drawing/2016/5/11/chartex" xmlns:cx6="http://schemas.microsoft.com/office/drawing/2016/5/12/chartex" xmlns:cx7="http://schemas.microsoft.com/office/drawing/2016/5/13/chartex" xmlns:cx8="http://schemas.microsoft.com/office/drawing/2016/5/14/chartex" xmlns:mc="http://schemas.openxmlformats.org/markup-compatibility/2006" xmlns:aink="http://schemas.microsoft.com/office/drawing/2016/ink" xmlns:am3d="http://schemas.microsoft.com/office/drawing/2017/model3d" xmlns:o="urn:schemas-microsoft-com:office:office" xmlns:r="http://schemas.openxmlformats.org/officeDocument/2006/relationships" xmlns:m="http://schemas.openxmlformats.org/officeDocument/2006/math" xmlns:v="urn:schemas-microsoft-com:vml" xmlns:wp14="http://schemas.microsoft.com/office/word/2010/wordprocessingDrawing" xmlns:wp="http://schemas.openxmlformats.org/drawingml/2006/wordprocessingDrawing" xmlns:w10="urn:schemas-microsoft-com:office:word" xmlns:w="http://schemas.openxmlformats.org/wordprocessingml/2006/main" xmlns:w14="http://schemas.microsoft.com/office/word/2010/wordml" xmlns:w15="http://schemas.microsoft.com/office/word/2012/wordml" xmlns:w16cex="http://schemas.microsoft.com/office/word/2018/wordml/cex" xmlns:w16cid="http://schemas.microsoft.com/office/word/2016/wordml/cid" xmlns:w16="http://schemas.microsoft.com/office/word/2018/wordml" xmlns:w16sdtdh="http://schemas.microsoft.com/office/word/2020/wordml/sdtdatahash" xmlns:w16se="http://schemas.microsoft.com/office/word/2015/wordml/symex" xmlns:wpg="http://schemas.microsoft.com/office/word/2010/wordprocessingGroup" xmlns:wpi="http://schemas.microsoft.com/office/word/2010/wordprocessingInk" xmlns:wne="http://schemas.microsoft.com/office/word/2006/wordml" xmlns:wps="http://schemas.microsoft.com/office/word/2010/wordprocessingShape" mc:Ignorable="w14 w15 w16se w16cid w16 w16cex w16sdtdh wp14">
+<w:endnotes xmlns:wpc="http://schemas.microsoft.com/office/word/2010/wordprocessingCanvas" xmlns:cx="http://schemas.microsoft.com/office/drawing/2014/chartex" xmlns:cx1="http://schemas.microsoft.com/office/drawing/2015/9/8/chartex" xmlns:cx2="http://schemas.microsoft.com/office/drawing/2015/10/21/chartex" xmlns:cx3="http://schemas.microsoft.com/office/drawing/2016/5/9/chartex" xmlns:cx4="http://schemas.microsoft.com/office/drawing/2016/5/10/chartex" xmlns:cx5="http://schemas.microsoft.com/office/drawing/2016/5/11/chartex" xmlns:cx6="http://schemas.microsoft.com/office/drawing/2016/5/12/chartex" xmlns:cx7="http://schemas.microsoft.com/office/drawing/2016/5/13/chartex" xmlns:cx8="http://schemas.microsoft.com/office/drawing/2016/5/14/chartex" xmlns:mc="http://schemas.openxmlformats.org/markup-compatibility/2006" xmlns:aink="http://schemas.microsoft.com/office/drawing/2016/ink" xmlns:am3d="http://schemas.microsoft.com/office/drawing/2017/model3d" xmlns:o="urn:schemas-microsoft-com:office:office" xmlns:r="http://schemas.openxmlformats.org/officeDocument/2006/relationships" xmlns:m="http://schemas.openxmlformats.org/officeDocument/2006/math" xmlns:v="urn:schemas-microsoft-com:vml" xmlns:wp14="http://schemas.microsoft.com/office/word/2010/wordprocessingDrawing" xmlns:wp="http://schemas.openxmlformats.org/drawingml/2006/wordprocessingDrawing" xmlns:w10="urn:schemas-microsoft-com:office:word" xmlns:w="http://schemas.openxmlformats.org/wordprocessingml/2006/main" xmlns:w14="http://schemas.microsoft.com/office/word/2010/wordml" xmlns:w15="http://schemas.microsoft.com/office/word/2012/wordml" xmlns:w16cid="http://schemas.microsoft.com/office/word/2016/wordml/cid" xmlns:w16se="http://schemas.microsoft.com/office/word/2015/wordml/symex" xmlns:wpg="http://schemas.microsoft.com/office/word/2010/wordprocessingGroup" xmlns:wpi="http://schemas.microsoft.com/office/word/2010/wordprocessingInk" xmlns:wne="http://schemas.microsoft.com/office/word/2006/wordml" xmlns:wps="http://schemas.microsoft.com/office/word/2010/wordprocessingShape" mc:Ignorable="w14 w15 w16se w16cid wp14">
   <w:endnote w:type="separator" w:id="-1">
     <w:p>
       <w:r>
@@ -13927,31 +14276,19 @@
 </file>
 
 <file path=word/footer1.xml><?xml version="1.0" encoding="utf-8"?>
-<w:ftr xmlns:wpc="http://schemas.microsoft.com/office/word/2010/wordprocessingCanvas" xmlns:cx="http://schemas.microsoft.com/office/drawing/2014/chartex" xmlns:cx1="http://schemas.microsoft.com/office/drawing/2015/9/8/chartex" xmlns:cx2="http://schemas.microsoft.com/office/drawing/2015/10/21/chartex" xmlns:cx3="http://schemas.microsoft.com/office/drawing/2016/5/9/chartex" xmlns:cx4="http://schemas.microsoft.com/office/drawing/2016/5/10/chartex" xmlns:cx5="http://schemas.microsoft.com/office/drawing/2016/5/11/chartex" xmlns:cx6="http://schemas.microsoft.com/office/drawing/2016/5/12/chartex" xmlns:cx7="http://schemas.microsoft.com/office/drawing/2016/5/13/chartex" xmlns:cx8="http://schemas.microsoft.com/office/drawing/2016/5/14/chartex" xmlns:mc="http://schemas.openxmlformats.org/markup-compatibility/2006" xmlns:aink="http://schemas.microsoft.com/office/drawing/2016/ink" xmlns:am3d="http://schemas.microsoft.com/office/drawing/2017/model3d" xmlns:o="urn:schemas-microsoft-com:office:office" xmlns:r="http://schemas.openxmlformats.org/officeDocument/2006/relationships" xmlns:m="http://schemas.openxmlformats.org/officeDocument/2006/math" xmlns:v="urn:schemas-microsoft-com:vml" xmlns:wp14="http://schemas.microsoft.com/office/word/2010/wordprocessingDrawing" xmlns:wp="http://schemas.openxmlformats.org/drawingml/2006/wordprocessingDrawing" xmlns:w10="urn:schemas-microsoft-com:office:word" xmlns:w="http://schemas.openxmlformats.org/wordprocessingml/2006/main" xmlns:w14="http://schemas.microsoft.com/office/word/2010/wordml" xmlns:w15="http://schemas.microsoft.com/office/word/2012/wordml" xmlns:w16cex="http://schemas.microsoft.com/office/word/2018/wordml/cex" xmlns:w16cid="http://schemas.microsoft.com/office/word/2016/wordml/cid" xmlns:w16="http://schemas.microsoft.com/office/word/2018/wordml" xmlns:w16sdtdh="http://schemas.microsoft.com/office/word/2020/wordml/sdtdatahash" xmlns:w16se="http://schemas.microsoft.com/office/word/2015/wordml/symex" xmlns:wpg="http://schemas.microsoft.com/office/word/2010/wordprocessingGroup" xmlns:wpi="http://schemas.microsoft.com/office/word/2010/wordprocessingInk" xmlns:wne="http://schemas.microsoft.com/office/word/2006/wordml" xmlns:wps="http://schemas.microsoft.com/office/word/2010/wordprocessingShape" mc:Ignorable="w14 w15 w16se w16cid w16 w16cex w16sdtdh wp14">
+<w:ftr xmlns:wpc="http://schemas.microsoft.com/office/word/2010/wordprocessingCanvas" xmlns:cx="http://schemas.microsoft.com/office/drawing/2014/chartex" xmlns:cx1="http://schemas.microsoft.com/office/drawing/2015/9/8/chartex" xmlns:cx2="http://schemas.microsoft.com/office/drawing/2015/10/21/chartex" xmlns:cx3="http://schemas.microsoft.com/office/drawing/2016/5/9/chartex" xmlns:cx4="http://schemas.microsoft.com/office/drawing/2016/5/10/chartex" xmlns:cx5="http://schemas.microsoft.com/office/drawing/2016/5/11/chartex" xmlns:cx6="http://schemas.microsoft.com/office/drawing/2016/5/12/chartex" xmlns:cx7="http://schemas.microsoft.com/office/drawing/2016/5/13/chartex" xmlns:cx8="http://schemas.microsoft.com/office/drawing/2016/5/14/chartex" xmlns:mc="http://schemas.openxmlformats.org/markup-compatibility/2006" xmlns:aink="http://schemas.microsoft.com/office/drawing/2016/ink" xmlns:am3d="http://schemas.microsoft.com/office/drawing/2017/model3d" xmlns:o="urn:schemas-microsoft-com:office:office" xmlns:r="http://schemas.openxmlformats.org/officeDocument/2006/relationships" xmlns:m="http://schemas.openxmlformats.org/officeDocument/2006/math" xmlns:v="urn:schemas-microsoft-com:vml" xmlns:wp14="http://schemas.microsoft.com/office/word/2010/wordprocessingDrawing" xmlns:wp="http://schemas.openxmlformats.org/drawingml/2006/wordprocessingDrawing" xmlns:w10="urn:schemas-microsoft-com:office:word" xmlns:w="http://schemas.openxmlformats.org/wordprocessingml/2006/main" xmlns:w14="http://schemas.microsoft.com/office/word/2010/wordml" xmlns:w15="http://schemas.microsoft.com/office/word/2012/wordml" xmlns:w16cid="http://schemas.microsoft.com/office/word/2016/wordml/cid" xmlns:w16se="http://schemas.microsoft.com/office/word/2015/wordml/symex" xmlns:wpg="http://schemas.microsoft.com/office/word/2010/wordprocessingGroup" xmlns:wpi="http://schemas.microsoft.com/office/word/2010/wordprocessingInk" xmlns:wne="http://schemas.microsoft.com/office/word/2006/wordml" xmlns:wps="http://schemas.microsoft.com/office/word/2010/wordprocessingShape" mc:Ignorable="w14 w15 w16se w16cid wp14">
   <w:p>
     <w:pPr>
       <w:pStyle w:val="Header"/>
       <w:framePr w:wrap="around" w:vAnchor="text" w:hAnchor="margin" w:xAlign="right" w:y="1"/>
-      <w:rPr>
-        <w:rStyle w:val="Footer"/>
-      </w:rPr>
     </w:pPr>
     <w:r>
-      <w:rPr>
-        <w:rStyle w:val="Footer"/>
-      </w:rPr>
       <w:fldChar w:fldCharType="begin"/>
     </w:r>
     <w:r>
-      <w:rPr>
-        <w:rStyle w:val="Footer"/>
-      </w:rPr>
       <w:instrText xml:space="preserve">PAGE  </w:instrText>
     </w:r>
     <w:r>
-      <w:rPr>
-        <w:rStyle w:val="Footer"/>
-      </w:rPr>
       <w:fldChar w:fldCharType="end"/>
     </w:r>
   </w:p>
@@ -13965,7 +14302,7 @@
 </file>
 
 <file path=word/footer2.xml><?xml version="1.0" encoding="utf-8"?>
-<w:ftr xmlns:wpc="http://schemas.microsoft.com/office/word/2010/wordprocessingCanvas" xmlns:cx="http://schemas.microsoft.com/office/drawing/2014/chartex" xmlns:cx1="http://schemas.microsoft.com/office/drawing/2015/9/8/chartex" xmlns:cx2="http://schemas.microsoft.com/office/drawing/2015/10/21/chartex" xmlns:cx3="http://schemas.microsoft.com/office/drawing/2016/5/9/chartex" xmlns:cx4="http://schemas.microsoft.com/office/drawing/2016/5/10/chartex" xmlns:cx5="http://schemas.microsoft.com/office/drawing/2016/5/11/chartex" xmlns:cx6="http://schemas.microsoft.com/office/drawing/2016/5/12/chartex" xmlns:cx7="http://schemas.microsoft.com/office/drawing/2016/5/13/chartex" xmlns:cx8="http://schemas.microsoft.com/office/drawing/2016/5/14/chartex" xmlns:mc="http://schemas.openxmlformats.org/markup-compatibility/2006" xmlns:aink="http://schemas.microsoft.com/office/drawing/2016/ink" xmlns:am3d="http://schemas.microsoft.com/office/drawing/2017/model3d" xmlns:o="urn:schemas-microsoft-com:office:office" xmlns:r="http://schemas.openxmlformats.org/officeDocument/2006/relationships" xmlns:m="http://schemas.openxmlformats.org/officeDocument/2006/math" xmlns:v="urn:schemas-microsoft-com:vml" xmlns:wp14="http://schemas.microsoft.com/office/word/2010/wordprocessingDrawing" xmlns:wp="http://schemas.openxmlformats.org/drawingml/2006/wordprocessingDrawing" xmlns:w10="urn:schemas-microsoft-com:office:word" xmlns:w="http://schemas.openxmlformats.org/wordprocessingml/2006/main" xmlns:w14="http://schemas.microsoft.com/office/word/2010/wordml" xmlns:w15="http://schemas.microsoft.com/office/word/2012/wordml" xmlns:w16cex="http://schemas.microsoft.com/office/word/2018/wordml/cex" xmlns:w16cid="http://schemas.microsoft.com/office/word/2016/wordml/cid" xmlns:w16="http://schemas.microsoft.com/office/word/2018/wordml" xmlns:w16sdtdh="http://schemas.microsoft.com/office/word/2020/wordml/sdtdatahash" xmlns:w16se="http://schemas.microsoft.com/office/word/2015/wordml/symex" xmlns:wpg="http://schemas.microsoft.com/office/word/2010/wordprocessingGroup" xmlns:wpi="http://schemas.microsoft.com/office/word/2010/wordprocessingInk" xmlns:wne="http://schemas.microsoft.com/office/word/2006/wordml" xmlns:wps="http://schemas.microsoft.com/office/word/2010/wordprocessingShape" mc:Ignorable="w14 w15 w16se w16cid w16 w16cex w16sdtdh wp14">
+<w:ftr xmlns:wpc="http://schemas.microsoft.com/office/word/2010/wordprocessingCanvas" xmlns:cx="http://schemas.microsoft.com/office/drawing/2014/chartex" xmlns:cx1="http://schemas.microsoft.com/office/drawing/2015/9/8/chartex" xmlns:cx2="http://schemas.microsoft.com/office/drawing/2015/10/21/chartex" xmlns:cx3="http://schemas.microsoft.com/office/drawing/2016/5/9/chartex" xmlns:cx4="http://schemas.microsoft.com/office/drawing/2016/5/10/chartex" xmlns:cx5="http://schemas.microsoft.com/office/drawing/2016/5/11/chartex" xmlns:cx6="http://schemas.microsoft.com/office/drawing/2016/5/12/chartex" xmlns:cx7="http://schemas.microsoft.com/office/drawing/2016/5/13/chartex" xmlns:cx8="http://schemas.microsoft.com/office/drawing/2016/5/14/chartex" xmlns:mc="http://schemas.openxmlformats.org/markup-compatibility/2006" xmlns:aink="http://schemas.microsoft.com/office/drawing/2016/ink" xmlns:am3d="http://schemas.microsoft.com/office/drawing/2017/model3d" xmlns:o="urn:schemas-microsoft-com:office:office" xmlns:r="http://schemas.openxmlformats.org/officeDocument/2006/relationships" xmlns:m="http://schemas.openxmlformats.org/officeDocument/2006/math" xmlns:v="urn:schemas-microsoft-com:vml" xmlns:wp14="http://schemas.microsoft.com/office/word/2010/wordprocessingDrawing" xmlns:wp="http://schemas.openxmlformats.org/drawingml/2006/wordprocessingDrawing" xmlns:w10="urn:schemas-microsoft-com:office:word" xmlns:w="http://schemas.openxmlformats.org/wordprocessingml/2006/main" xmlns:w14="http://schemas.microsoft.com/office/word/2010/wordml" xmlns:w15="http://schemas.microsoft.com/office/word/2012/wordml" xmlns:w16cid="http://schemas.microsoft.com/office/word/2016/wordml/cid" xmlns:w16se="http://schemas.microsoft.com/office/word/2015/wordml/symex" xmlns:wpg="http://schemas.microsoft.com/office/word/2010/wordprocessingGroup" xmlns:wpi="http://schemas.microsoft.com/office/word/2010/wordprocessingInk" xmlns:wne="http://schemas.microsoft.com/office/word/2006/wordml" xmlns:wps="http://schemas.microsoft.com/office/word/2010/wordprocessingShape" mc:Ignorable="w14 w15 w16se w16cid wp14">
   <w:tbl>
     <w:tblPr>
       <w:tblW w:w="0" w:type="auto"/>
@@ -14079,28 +14416,24 @@
           </w:r>
           <w:r>
             <w:rPr>
-              <w:rStyle w:val="Footer"/>
               <w:lang w:val="sr-Latn-CS"/>
             </w:rPr>
             <w:fldChar w:fldCharType="begin"/>
           </w:r>
           <w:r>
             <w:rPr>
-              <w:rStyle w:val="Footer"/>
               <w:lang w:val="sr-Latn-CS"/>
             </w:rPr>
             <w:instrText xml:space="preserve"> PAGE </w:instrText>
           </w:r>
           <w:r>
             <w:rPr>
-              <w:rStyle w:val="Footer"/>
               <w:lang w:val="sr-Latn-CS"/>
             </w:rPr>
             <w:fldChar w:fldCharType="separate"/>
           </w:r>
           <w:r>
             <w:rPr>
-              <w:rStyle w:val="Footer"/>
               <w:noProof/>
               <w:lang w:val="sr-Latn-CS"/>
             </w:rPr>
@@ -14108,28 +14441,39 @@
           </w:r>
           <w:r>
             <w:rPr>
-              <w:rStyle w:val="Footer"/>
               <w:lang w:val="sr-Latn-CS"/>
             </w:rPr>
             <w:fldChar w:fldCharType="end"/>
           </w:r>
           <w:r>
             <w:rPr>
-              <w:rStyle w:val="Footer"/>
               <w:lang w:val="sr-Latn-CS"/>
             </w:rPr>
             <w:t xml:space="preserve"> od </w:t>
           </w:r>
-          <w:fldSimple w:instr=" NUMPAGES  \* MERGEFORMAT ">
-            <w:r>
-              <w:rPr>
-                <w:rStyle w:val="Footer"/>
-                <w:noProof/>
-                <w:lang w:val="sr-Latn-CS"/>
-              </w:rPr>
-              <w:t>16</w:t>
-            </w:r>
-          </w:fldSimple>
+          <w:r>
+            <w:fldChar w:fldCharType="begin"/>
+          </w:r>
+          <w:r>
+            <w:instrText xml:space="preserve"> NUMPAGES  \* MERGEFORMAT </w:instrText>
+          </w:r>
+          <w:r>
+            <w:fldChar w:fldCharType="separate"/>
+          </w:r>
+          <w:r>
+            <w:rPr>
+              <w:noProof/>
+              <w:lang w:val="sr-Latn-CS"/>
+            </w:rPr>
+            <w:t>16</w:t>
+          </w:r>
+          <w:r>
+            <w:rPr>
+              <w:noProof/>
+              <w:lang w:val="sr-Latn-CS"/>
+            </w:rPr>
+            <w:fldChar w:fldCharType="end"/>
+          </w:r>
         </w:p>
       </w:tc>
     </w:tr>
@@ -14146,7 +14490,7 @@
 </file>
 
 <file path=word/footer3.xml><?xml version="1.0" encoding="utf-8"?>
-<w:ftr xmlns:wpc="http://schemas.microsoft.com/office/word/2010/wordprocessingCanvas" xmlns:cx="http://schemas.microsoft.com/office/drawing/2014/chartex" xmlns:cx1="http://schemas.microsoft.com/office/drawing/2015/9/8/chartex" xmlns:cx2="http://schemas.microsoft.com/office/drawing/2015/10/21/chartex" xmlns:cx3="http://schemas.microsoft.com/office/drawing/2016/5/9/chartex" xmlns:cx4="http://schemas.microsoft.com/office/drawing/2016/5/10/chartex" xmlns:cx5="http://schemas.microsoft.com/office/drawing/2016/5/11/chartex" xmlns:cx6="http://schemas.microsoft.com/office/drawing/2016/5/12/chartex" xmlns:cx7="http://schemas.microsoft.com/office/drawing/2016/5/13/chartex" xmlns:cx8="http://schemas.microsoft.com/office/drawing/2016/5/14/chartex" xmlns:mc="http://schemas.openxmlformats.org/markup-compatibility/2006" xmlns:aink="http://schemas.microsoft.com/office/drawing/2016/ink" xmlns:am3d="http://schemas.microsoft.com/office/drawing/2017/model3d" xmlns:o="urn:schemas-microsoft-com:office:office" xmlns:r="http://schemas.openxmlformats.org/officeDocument/2006/relationships" xmlns:m="http://schemas.openxmlformats.org/officeDocument/2006/math" xmlns:v="urn:schemas-microsoft-com:vml" xmlns:wp14="http://schemas.microsoft.com/office/word/2010/wordprocessingDrawing" xmlns:wp="http://schemas.openxmlformats.org/drawingml/2006/wordprocessingDrawing" xmlns:w10="urn:schemas-microsoft-com:office:word" xmlns:w="http://schemas.openxmlformats.org/wordprocessingml/2006/main" xmlns:w14="http://schemas.microsoft.com/office/word/2010/wordml" xmlns:w15="http://schemas.microsoft.com/office/word/2012/wordml" xmlns:w16cex="http://schemas.microsoft.com/office/word/2018/wordml/cex" xmlns:w16cid="http://schemas.microsoft.com/office/word/2016/wordml/cid" xmlns:w16="http://schemas.microsoft.com/office/word/2018/wordml" xmlns:w16sdtdh="http://schemas.microsoft.com/office/word/2020/wordml/sdtdatahash" xmlns:w16se="http://schemas.microsoft.com/office/word/2015/wordml/symex" xmlns:wpg="http://schemas.microsoft.com/office/word/2010/wordprocessingGroup" xmlns:wpi="http://schemas.microsoft.com/office/word/2010/wordprocessingInk" xmlns:wne="http://schemas.microsoft.com/office/word/2006/wordml" xmlns:wps="http://schemas.microsoft.com/office/word/2010/wordprocessingShape" mc:Ignorable="w14 w15 w16se w16cid w16 w16cex w16sdtdh wp14">
+<w:ftr xmlns:wpc="http://schemas.microsoft.com/office/word/2010/wordprocessingCanvas" xmlns:cx="http://schemas.microsoft.com/office/drawing/2014/chartex" xmlns:cx1="http://schemas.microsoft.com/office/drawing/2015/9/8/chartex" xmlns:cx2="http://schemas.microsoft.com/office/drawing/2015/10/21/chartex" xmlns:cx3="http://schemas.microsoft.com/office/drawing/2016/5/9/chartex" xmlns:cx4="http://schemas.microsoft.com/office/drawing/2016/5/10/chartex" xmlns:cx5="http://schemas.microsoft.com/office/drawing/2016/5/11/chartex" xmlns:cx6="http://schemas.microsoft.com/office/drawing/2016/5/12/chartex" xmlns:cx7="http://schemas.microsoft.com/office/drawing/2016/5/13/chartex" xmlns:cx8="http://schemas.microsoft.com/office/drawing/2016/5/14/chartex" xmlns:mc="http://schemas.openxmlformats.org/markup-compatibility/2006" xmlns:aink="http://schemas.microsoft.com/office/drawing/2016/ink" xmlns:am3d="http://schemas.microsoft.com/office/drawing/2017/model3d" xmlns:o="urn:schemas-microsoft-com:office:office" xmlns:r="http://schemas.openxmlformats.org/officeDocument/2006/relationships" xmlns:m="http://schemas.openxmlformats.org/officeDocument/2006/math" xmlns:v="urn:schemas-microsoft-com:vml" xmlns:wp14="http://schemas.microsoft.com/office/word/2010/wordprocessingDrawing" xmlns:wp="http://schemas.openxmlformats.org/drawingml/2006/wordprocessingDrawing" xmlns:w10="urn:schemas-microsoft-com:office:word" xmlns:w="http://schemas.openxmlformats.org/wordprocessingml/2006/main" xmlns:w14="http://schemas.microsoft.com/office/word/2010/wordml" xmlns:w15="http://schemas.microsoft.com/office/word/2012/wordml" xmlns:w16cid="http://schemas.microsoft.com/office/word/2016/wordml/cid" xmlns:w16se="http://schemas.microsoft.com/office/word/2015/wordml/symex" xmlns:wpg="http://schemas.microsoft.com/office/word/2010/wordprocessingGroup" xmlns:wpi="http://schemas.microsoft.com/office/word/2010/wordprocessingInk" xmlns:wne="http://schemas.microsoft.com/office/word/2006/wordml" xmlns:wps="http://schemas.microsoft.com/office/word/2010/wordprocessingShape" mc:Ignorable="w14 w15 w16se w16cid wp14">
   <w:p>
     <w:pPr>
       <w:pStyle w:val="Header"/>
@@ -14156,7 +14500,7 @@
 </file>
 
 <file path=word/footnotes.xml><?xml version="1.0" encoding="utf-8"?>
-<w:footnotes xmlns:wpc="http://schemas.microsoft.com/office/word/2010/wordprocessingCanvas" xmlns:cx="http://schemas.microsoft.com/office/drawing/2014/chartex" xmlns:cx1="http://schemas.microsoft.com/office/drawing/2015/9/8/chartex" xmlns:cx2="http://schemas.microsoft.com/office/drawing/2015/10/21/chartex" xmlns:cx3="http://schemas.microsoft.com/office/drawing/2016/5/9/chartex" xmlns:cx4="http://schemas.microsoft.com/office/drawing/2016/5/10/chartex" xmlns:cx5="http://schemas.microsoft.com/office/drawing/2016/5/11/chartex" xmlns:cx6="http://schemas.microsoft.com/office/drawing/2016/5/12/chartex" xmlns:cx7="http://schemas.microsoft.com/office/drawing/2016/5/13/chartex" xmlns:cx8="http://schemas.microsoft.com/office/drawing/2016/5/14/chartex" xmlns:mc="http://schemas.openxmlformats.org/markup-compatibility/2006" xmlns:aink="http://schemas.microsoft.com/office/drawing/2016/ink" xmlns:am3d="http://schemas.microsoft.com/office/drawing/2017/model3d" xmlns:o="urn:schemas-microsoft-com:office:office" xmlns:r="http://schemas.openxmlformats.org/officeDocument/2006/relationships" xmlns:m="http://schemas.openxmlformats.org/officeDocument/2006/math" xmlns:v="urn:schemas-microsoft-com:vml" xmlns:wp14="http://schemas.microsoft.com/office/word/2010/wordprocessingDrawing" xmlns:wp="http://schemas.openxmlformats.org/drawingml/2006/wordprocessingDrawing" xmlns:w10="urn:schemas-microsoft-com:office:word" xmlns:w="http://schemas.openxmlformats.org/wordprocessingml/2006/main" xmlns:w14="http://schemas.microsoft.com/office/word/2010/wordml" xmlns:w15="http://schemas.microsoft.com/office/word/2012/wordml" xmlns:w16cex="http://schemas.microsoft.com/office/word/2018/wordml/cex" xmlns:w16cid="http://schemas.microsoft.com/office/word/2016/wordml/cid" xmlns:w16="http://schemas.microsoft.com/office/word/2018/wordml" xmlns:w16sdtdh="http://schemas.microsoft.com/office/word/2020/wordml/sdtdatahash" xmlns:w16se="http://schemas.microsoft.com/office/word/2015/wordml/symex" xmlns:wpg="http://schemas.microsoft.com/office/word/2010/wordprocessingGroup" xmlns:wpi="http://schemas.microsoft.com/office/word/2010/wordprocessingInk" xmlns:wne="http://schemas.microsoft.com/office/word/2006/wordml" xmlns:wps="http://schemas.microsoft.com/office/word/2010/wordprocessingShape" mc:Ignorable="w14 w15 w16se w16cid w16 w16cex w16sdtdh wp14">
+<w:footnotes xmlns:wpc="http://schemas.microsoft.com/office/word/2010/wordprocessingCanvas" xmlns:cx="http://schemas.microsoft.com/office/drawing/2014/chartex" xmlns:cx1="http://schemas.microsoft.com/office/drawing/2015/9/8/chartex" xmlns:cx2="http://schemas.microsoft.com/office/drawing/2015/10/21/chartex" xmlns:cx3="http://schemas.microsoft.com/office/drawing/2016/5/9/chartex" xmlns:cx4="http://schemas.microsoft.com/office/drawing/2016/5/10/chartex" xmlns:cx5="http://schemas.microsoft.com/office/drawing/2016/5/11/chartex" xmlns:cx6="http://schemas.microsoft.com/office/drawing/2016/5/12/chartex" xmlns:cx7="http://schemas.microsoft.com/office/drawing/2016/5/13/chartex" xmlns:cx8="http://schemas.microsoft.com/office/drawing/2016/5/14/chartex" xmlns:mc="http://schemas.openxmlformats.org/markup-compatibility/2006" xmlns:aink="http://schemas.microsoft.com/office/drawing/2016/ink" xmlns:am3d="http://schemas.microsoft.com/office/drawing/2017/model3d" xmlns:o="urn:schemas-microsoft-com:office:office" xmlns:r="http://schemas.openxmlformats.org/officeDocument/2006/relationships" xmlns:m="http://schemas.openxmlformats.org/officeDocument/2006/math" xmlns:v="urn:schemas-microsoft-com:vml" xmlns:wp14="http://schemas.microsoft.com/office/word/2010/wordprocessingDrawing" xmlns:wp="http://schemas.openxmlformats.org/drawingml/2006/wordprocessingDrawing" xmlns:w10="urn:schemas-microsoft-com:office:word" xmlns:w="http://schemas.openxmlformats.org/wordprocessingml/2006/main" xmlns:w14="http://schemas.microsoft.com/office/word/2010/wordml" xmlns:w15="http://schemas.microsoft.com/office/word/2012/wordml" xmlns:w16cid="http://schemas.microsoft.com/office/word/2016/wordml/cid" xmlns:w16se="http://schemas.microsoft.com/office/word/2015/wordml/symex" xmlns:wpg="http://schemas.microsoft.com/office/word/2010/wordprocessingGroup" xmlns:wpi="http://schemas.microsoft.com/office/word/2010/wordprocessingInk" xmlns:wne="http://schemas.microsoft.com/office/word/2006/wordml" xmlns:wps="http://schemas.microsoft.com/office/word/2010/wordprocessingShape" mc:Ignorable="w14 w15 w16se w16cid wp14">
   <w:footnote w:type="separator" w:id="-1">
     <w:p>
       <w:r>
@@ -14175,7 +14519,7 @@
 </file>
 
 <file path=word/header1.xml><?xml version="1.0" encoding="utf-8"?>
-<w:hdr xmlns:wpc="http://schemas.microsoft.com/office/word/2010/wordprocessingCanvas" xmlns:cx="http://schemas.microsoft.com/office/drawing/2014/chartex" xmlns:cx1="http://schemas.microsoft.com/office/drawing/2015/9/8/chartex" xmlns:cx2="http://schemas.microsoft.com/office/drawing/2015/10/21/chartex" xmlns:cx3="http://schemas.microsoft.com/office/drawing/2016/5/9/chartex" xmlns:cx4="http://schemas.microsoft.com/office/drawing/2016/5/10/chartex" xmlns:cx5="http://schemas.microsoft.com/office/drawing/2016/5/11/chartex" xmlns:cx6="http://schemas.microsoft.com/office/drawing/2016/5/12/chartex" xmlns:cx7="http://schemas.microsoft.com/office/drawing/2016/5/13/chartex" xmlns:cx8="http://schemas.microsoft.com/office/drawing/2016/5/14/chartex" xmlns:mc="http://schemas.openxmlformats.org/markup-compatibility/2006" xmlns:aink="http://schemas.microsoft.com/office/drawing/2016/ink" xmlns:am3d="http://schemas.microsoft.com/office/drawing/2017/model3d" xmlns:o="urn:schemas-microsoft-com:office:office" xmlns:r="http://schemas.openxmlformats.org/officeDocument/2006/relationships" xmlns:m="http://schemas.openxmlformats.org/officeDocument/2006/math" xmlns:v="urn:schemas-microsoft-com:vml" xmlns:wp14="http://schemas.microsoft.com/office/word/2010/wordprocessingDrawing" xmlns:wp="http://schemas.openxmlformats.org/drawingml/2006/wordprocessingDrawing" xmlns:w10="urn:schemas-microsoft-com:office:word" xmlns:w="http://schemas.openxmlformats.org/wordprocessingml/2006/main" xmlns:w14="http://schemas.microsoft.com/office/word/2010/wordml" xmlns:w15="http://schemas.microsoft.com/office/word/2012/wordml" xmlns:w16cex="http://schemas.microsoft.com/office/word/2018/wordml/cex" xmlns:w16cid="http://schemas.microsoft.com/office/word/2016/wordml/cid" xmlns:w16="http://schemas.microsoft.com/office/word/2018/wordml" xmlns:w16sdtdh="http://schemas.microsoft.com/office/word/2020/wordml/sdtdatahash" xmlns:w16se="http://schemas.microsoft.com/office/word/2015/wordml/symex" xmlns:wpg="http://schemas.microsoft.com/office/word/2010/wordprocessingGroup" xmlns:wpi="http://schemas.microsoft.com/office/word/2010/wordprocessingInk" xmlns:wne="http://schemas.microsoft.com/office/word/2006/wordml" xmlns:wps="http://schemas.microsoft.com/office/word/2010/wordprocessingShape" mc:Ignorable="w14 w15 w16se w16cid w16 w16cex w16sdtdh wp14">
+<w:hdr xmlns:wpc="http://schemas.microsoft.com/office/word/2010/wordprocessingCanvas" xmlns:cx="http://schemas.microsoft.com/office/drawing/2014/chartex" xmlns:cx1="http://schemas.microsoft.com/office/drawing/2015/9/8/chartex" xmlns:cx2="http://schemas.microsoft.com/office/drawing/2015/10/21/chartex" xmlns:cx3="http://schemas.microsoft.com/office/drawing/2016/5/9/chartex" xmlns:cx4="http://schemas.microsoft.com/office/drawing/2016/5/10/chartex" xmlns:cx5="http://schemas.microsoft.com/office/drawing/2016/5/11/chartex" xmlns:cx6="http://schemas.microsoft.com/office/drawing/2016/5/12/chartex" xmlns:cx7="http://schemas.microsoft.com/office/drawing/2016/5/13/chartex" xmlns:cx8="http://schemas.microsoft.com/office/drawing/2016/5/14/chartex" xmlns:mc="http://schemas.openxmlformats.org/markup-compatibility/2006" xmlns:aink="http://schemas.microsoft.com/office/drawing/2016/ink" xmlns:am3d="http://schemas.microsoft.com/office/drawing/2017/model3d" xmlns:o="urn:schemas-microsoft-com:office:office" xmlns:r="http://schemas.openxmlformats.org/officeDocument/2006/relationships" xmlns:m="http://schemas.openxmlformats.org/officeDocument/2006/math" xmlns:v="urn:schemas-microsoft-com:vml" xmlns:wp14="http://schemas.microsoft.com/office/word/2010/wordprocessingDrawing" xmlns:wp="http://schemas.openxmlformats.org/drawingml/2006/wordprocessingDrawing" xmlns:w10="urn:schemas-microsoft-com:office:word" xmlns:w="http://schemas.openxmlformats.org/wordprocessingml/2006/main" xmlns:w14="http://schemas.microsoft.com/office/word/2010/wordml" xmlns:w15="http://schemas.microsoft.com/office/word/2012/wordml" xmlns:w16cid="http://schemas.microsoft.com/office/word/2016/wordml/cid" xmlns:w16se="http://schemas.microsoft.com/office/word/2015/wordml/symex" xmlns:wpg="http://schemas.microsoft.com/office/word/2010/wordprocessingGroup" xmlns:wpi="http://schemas.microsoft.com/office/word/2010/wordprocessingInk" xmlns:wne="http://schemas.microsoft.com/office/word/2006/wordml" xmlns:wps="http://schemas.microsoft.com/office/word/2010/wordprocessingShape" mc:Ignorable="w14 w15 w16se w16cid wp14">
   <w:p>
     <w:pPr>
       <w:rPr>
@@ -14247,7 +14591,7 @@
 </file>
 
 <file path=word/header2.xml><?xml version="1.0" encoding="utf-8"?>
-<w:hdr xmlns:wpc="http://schemas.microsoft.com/office/word/2010/wordprocessingCanvas" xmlns:cx="http://schemas.microsoft.com/office/drawing/2014/chartex" xmlns:cx1="http://schemas.microsoft.com/office/drawing/2015/9/8/chartex" xmlns:cx2="http://schemas.microsoft.com/office/drawing/2015/10/21/chartex" xmlns:cx3="http://schemas.microsoft.com/office/drawing/2016/5/9/chartex" xmlns:cx4="http://schemas.microsoft.com/office/drawing/2016/5/10/chartex" xmlns:cx5="http://schemas.microsoft.com/office/drawing/2016/5/11/chartex" xmlns:cx6="http://schemas.microsoft.com/office/drawing/2016/5/12/chartex" xmlns:cx7="http://schemas.microsoft.com/office/drawing/2016/5/13/chartex" xmlns:cx8="http://schemas.microsoft.com/office/drawing/2016/5/14/chartex" xmlns:mc="http://schemas.openxmlformats.org/markup-compatibility/2006" xmlns:aink="http://schemas.microsoft.com/office/drawing/2016/ink" xmlns:am3d="http://schemas.microsoft.com/office/drawing/2017/model3d" xmlns:o="urn:schemas-microsoft-com:office:office" xmlns:r="http://schemas.openxmlformats.org/officeDocument/2006/relationships" xmlns:m="http://schemas.openxmlformats.org/officeDocument/2006/math" xmlns:v="urn:schemas-microsoft-com:vml" xmlns:wp14="http://schemas.microsoft.com/office/word/2010/wordprocessingDrawing" xmlns:wp="http://schemas.openxmlformats.org/drawingml/2006/wordprocessingDrawing" xmlns:w10="urn:schemas-microsoft-com:office:word" xmlns:w="http://schemas.openxmlformats.org/wordprocessingml/2006/main" xmlns:w14="http://schemas.microsoft.com/office/word/2010/wordml" xmlns:w15="http://schemas.microsoft.com/office/word/2012/wordml" xmlns:w16cex="http://schemas.microsoft.com/office/word/2018/wordml/cex" xmlns:w16cid="http://schemas.microsoft.com/office/word/2016/wordml/cid" xmlns:w16="http://schemas.microsoft.com/office/word/2018/wordml" xmlns:w16sdtdh="http://schemas.microsoft.com/office/word/2020/wordml/sdtdatahash" xmlns:w16se="http://schemas.microsoft.com/office/word/2015/wordml/symex" xmlns:wpg="http://schemas.microsoft.com/office/word/2010/wordprocessingGroup" xmlns:wpi="http://schemas.microsoft.com/office/word/2010/wordprocessingInk" xmlns:wne="http://schemas.microsoft.com/office/word/2006/wordml" xmlns:wps="http://schemas.microsoft.com/office/word/2010/wordprocessingShape" mc:Ignorable="w14 w15 w16se w16cid w16 w16cex w16sdtdh wp14">
+<w:hdr xmlns:wpc="http://schemas.microsoft.com/office/word/2010/wordprocessingCanvas" xmlns:cx="http://schemas.microsoft.com/office/drawing/2014/chartex" xmlns:cx1="http://schemas.microsoft.com/office/drawing/2015/9/8/chartex" xmlns:cx2="http://schemas.microsoft.com/office/drawing/2015/10/21/chartex" xmlns:cx3="http://schemas.microsoft.com/office/drawing/2016/5/9/chartex" xmlns:cx4="http://schemas.microsoft.com/office/drawing/2016/5/10/chartex" xmlns:cx5="http://schemas.microsoft.com/office/drawing/2016/5/11/chartex" xmlns:cx6="http://schemas.microsoft.com/office/drawing/2016/5/12/chartex" xmlns:cx7="http://schemas.microsoft.com/office/drawing/2016/5/13/chartex" xmlns:cx8="http://schemas.microsoft.com/office/drawing/2016/5/14/chartex" xmlns:mc="http://schemas.openxmlformats.org/markup-compatibility/2006" xmlns:aink="http://schemas.microsoft.com/office/drawing/2016/ink" xmlns:am3d="http://schemas.microsoft.com/office/drawing/2017/model3d" xmlns:o="urn:schemas-microsoft-com:office:office" xmlns:r="http://schemas.openxmlformats.org/officeDocument/2006/relationships" xmlns:m="http://schemas.openxmlformats.org/officeDocument/2006/math" xmlns:v="urn:schemas-microsoft-com:vml" xmlns:wp14="http://schemas.microsoft.com/office/word/2010/wordprocessingDrawing" xmlns:wp="http://schemas.openxmlformats.org/drawingml/2006/wordprocessingDrawing" xmlns:w10="urn:schemas-microsoft-com:office:word" xmlns:w="http://schemas.openxmlformats.org/wordprocessingml/2006/main" xmlns:w14="http://schemas.microsoft.com/office/word/2010/wordml" xmlns:w15="http://schemas.microsoft.com/office/word/2012/wordml" xmlns:w16cid="http://schemas.microsoft.com/office/word/2016/wordml/cid" xmlns:w16se="http://schemas.microsoft.com/office/word/2015/wordml/symex" xmlns:wpg="http://schemas.microsoft.com/office/word/2010/wordprocessingGroup" xmlns:wpi="http://schemas.microsoft.com/office/word/2010/wordprocessingInk" xmlns:wne="http://schemas.microsoft.com/office/word/2006/wordml" xmlns:wps="http://schemas.microsoft.com/office/word/2010/wordprocessingShape" mc:Ignorable="w14 w15 w16se w16cid wp14">
   <w:tbl>
     <w:tblPr>
       <w:tblW w:w="0" w:type="auto"/>
@@ -14405,7 +14749,7 @@
 </file>
 
 <file path=word/header3.xml><?xml version="1.0" encoding="utf-8"?>
-<w:hdr xmlns:wpc="http://schemas.microsoft.com/office/word/2010/wordprocessingCanvas" xmlns:cx="http://schemas.microsoft.com/office/drawing/2014/chartex" xmlns:cx1="http://schemas.microsoft.com/office/drawing/2015/9/8/chartex" xmlns:cx2="http://schemas.microsoft.com/office/drawing/2015/10/21/chartex" xmlns:cx3="http://schemas.microsoft.com/office/drawing/2016/5/9/chartex" xmlns:cx4="http://schemas.microsoft.com/office/drawing/2016/5/10/chartex" xmlns:cx5="http://schemas.microsoft.com/office/drawing/2016/5/11/chartex" xmlns:cx6="http://schemas.microsoft.com/office/drawing/2016/5/12/chartex" xmlns:cx7="http://schemas.microsoft.com/office/drawing/2016/5/13/chartex" xmlns:cx8="http://schemas.microsoft.com/office/drawing/2016/5/14/chartex" xmlns:mc="http://schemas.openxmlformats.org/markup-compatibility/2006" xmlns:aink="http://schemas.microsoft.com/office/drawing/2016/ink" xmlns:am3d="http://schemas.microsoft.com/office/drawing/2017/model3d" xmlns:o="urn:schemas-microsoft-com:office:office" xmlns:r="http://schemas.openxmlformats.org/officeDocument/2006/relationships" xmlns:m="http://schemas.openxmlformats.org/officeDocument/2006/math" xmlns:v="urn:schemas-microsoft-com:vml" xmlns:wp14="http://schemas.microsoft.com/office/word/2010/wordprocessingDrawing" xmlns:wp="http://schemas.openxmlformats.org/drawingml/2006/wordprocessingDrawing" xmlns:w10="urn:schemas-microsoft-com:office:word" xmlns:w="http://schemas.openxmlformats.org/wordprocessingml/2006/main" xmlns:w14="http://schemas.microsoft.com/office/word/2010/wordml" xmlns:w15="http://schemas.microsoft.com/office/word/2012/wordml" xmlns:w16cex="http://schemas.microsoft.com/office/word/2018/wordml/cex" xmlns:w16cid="http://schemas.microsoft.com/office/word/2016/wordml/cid" xmlns:w16="http://schemas.microsoft.com/office/word/2018/wordml" xmlns:w16sdtdh="http://schemas.microsoft.com/office/word/2020/wordml/sdtdatahash" xmlns:w16se="http://schemas.microsoft.com/office/word/2015/wordml/symex" xmlns:wpg="http://schemas.microsoft.com/office/word/2010/wordprocessingGroup" xmlns:wpi="http://schemas.microsoft.com/office/word/2010/wordprocessingInk" xmlns:wne="http://schemas.microsoft.com/office/word/2006/wordml" xmlns:wps="http://schemas.microsoft.com/office/word/2010/wordprocessingShape" mc:Ignorable="w14 w15 w16se w16cid w16 w16cex w16sdtdh wp14">
+<w:hdr xmlns:wpc="http://schemas.microsoft.com/office/word/2010/wordprocessingCanvas" xmlns:cx="http://schemas.microsoft.com/office/drawing/2014/chartex" xmlns:cx1="http://schemas.microsoft.com/office/drawing/2015/9/8/chartex" xmlns:cx2="http://schemas.microsoft.com/office/drawing/2015/10/21/chartex" xmlns:cx3="http://schemas.microsoft.com/office/drawing/2016/5/9/chartex" xmlns:cx4="http://schemas.microsoft.com/office/drawing/2016/5/10/chartex" xmlns:cx5="http://schemas.microsoft.com/office/drawing/2016/5/11/chartex" xmlns:cx6="http://schemas.microsoft.com/office/drawing/2016/5/12/chartex" xmlns:cx7="http://schemas.microsoft.com/office/drawing/2016/5/13/chartex" xmlns:cx8="http://schemas.microsoft.com/office/drawing/2016/5/14/chartex" xmlns:mc="http://schemas.openxmlformats.org/markup-compatibility/2006" xmlns:aink="http://schemas.microsoft.com/office/drawing/2016/ink" xmlns:am3d="http://schemas.microsoft.com/office/drawing/2017/model3d" xmlns:o="urn:schemas-microsoft-com:office:office" xmlns:r="http://schemas.openxmlformats.org/officeDocument/2006/relationships" xmlns:m="http://schemas.openxmlformats.org/officeDocument/2006/math" xmlns:v="urn:schemas-microsoft-com:vml" xmlns:wp14="http://schemas.microsoft.com/office/word/2010/wordprocessingDrawing" xmlns:wp="http://schemas.openxmlformats.org/drawingml/2006/wordprocessingDrawing" xmlns:w10="urn:schemas-microsoft-com:office:word" xmlns:w="http://schemas.openxmlformats.org/wordprocessingml/2006/main" xmlns:w14="http://schemas.microsoft.com/office/word/2010/wordml" xmlns:w15="http://schemas.microsoft.com/office/word/2012/wordml" xmlns:w16cid="http://schemas.microsoft.com/office/word/2016/wordml/cid" xmlns:w16se="http://schemas.microsoft.com/office/word/2015/wordml/symex" xmlns:wpg="http://schemas.microsoft.com/office/word/2010/wordprocessingGroup" xmlns:wpi="http://schemas.microsoft.com/office/word/2010/wordprocessingInk" xmlns:wne="http://schemas.microsoft.com/office/word/2006/wordml" xmlns:wps="http://schemas.microsoft.com/office/word/2010/wordprocessingShape" mc:Ignorable="w14 w15 w16se w16cid wp14">
   <w:p>
     <w:pPr>
       <w:pStyle w:val="TOC3"/>
@@ -14415,7 +14759,7 @@
 </file>
 
 <file path=word/numbering.xml><?xml version="1.0" encoding="utf-8"?>
-<w:numbering xmlns:wpc="http://schemas.microsoft.com/office/word/2010/wordprocessingCanvas" xmlns:cx="http://schemas.microsoft.com/office/drawing/2014/chartex" xmlns:cx1="http://schemas.microsoft.com/office/drawing/2015/9/8/chartex" xmlns:cx2="http://schemas.microsoft.com/office/drawing/2015/10/21/chartex" xmlns:cx3="http://schemas.microsoft.com/office/drawing/2016/5/9/chartex" xmlns:cx4="http://schemas.microsoft.com/office/drawing/2016/5/10/chartex" xmlns:cx5="http://schemas.microsoft.com/office/drawing/2016/5/11/chartex" xmlns:cx6="http://schemas.microsoft.com/office/drawing/2016/5/12/chartex" xmlns:cx7="http://schemas.microsoft.com/office/drawing/2016/5/13/chartex" xmlns:cx8="http://schemas.microsoft.com/office/drawing/2016/5/14/chartex" xmlns:mc="http://schemas.openxmlformats.org/markup-compatibility/2006" xmlns:aink="http://schemas.microsoft.com/office/drawing/2016/ink" xmlns:am3d="http://schemas.microsoft.com/office/drawing/2017/model3d" xmlns:o="urn:schemas-microsoft-com:office:office" xmlns:r="http://schemas.openxmlformats.org/officeDocument/2006/relationships" xmlns:m="http://schemas.openxmlformats.org/officeDocument/2006/math" xmlns:v="urn:schemas-microsoft-com:vml" xmlns:wp14="http://schemas.microsoft.com/office/word/2010/wordprocessingDrawing" xmlns:wp="http://schemas.openxmlformats.org/drawingml/2006/wordprocessingDrawing" xmlns:w10="urn:schemas-microsoft-com:office:word" xmlns:w="http://schemas.openxmlformats.org/wordprocessingml/2006/main" xmlns:w14="http://schemas.microsoft.com/office/word/2010/wordml" xmlns:w15="http://schemas.microsoft.com/office/word/2012/wordml" xmlns:w16cex="http://schemas.microsoft.com/office/word/2018/wordml/cex" xmlns:w16cid="http://schemas.microsoft.com/office/word/2016/wordml/cid" xmlns:w16="http://schemas.microsoft.com/office/word/2018/wordml" xmlns:w16sdtdh="http://schemas.microsoft.com/office/word/2020/wordml/sdtdatahash" xmlns:w16se="http://schemas.microsoft.com/office/word/2015/wordml/symex" xmlns:wpg="http://schemas.microsoft.com/office/word/2010/wordprocessingGroup" xmlns:wpi="http://schemas.microsoft.com/office/word/2010/wordprocessingInk" xmlns:wne="http://schemas.microsoft.com/office/word/2006/wordml" xmlns:wps="http://schemas.microsoft.com/office/word/2010/wordprocessingShape" mc:Ignorable="w14 w15 w16se w16cid w16 w16cex w16sdtdh wp14">
+<w:numbering xmlns:wpc="http://schemas.microsoft.com/office/word/2010/wordprocessingCanvas" xmlns:cx="http://schemas.microsoft.com/office/drawing/2014/chartex" xmlns:cx1="http://schemas.microsoft.com/office/drawing/2015/9/8/chartex" xmlns:cx2="http://schemas.microsoft.com/office/drawing/2015/10/21/chartex" xmlns:cx3="http://schemas.microsoft.com/office/drawing/2016/5/9/chartex" xmlns:cx4="http://schemas.microsoft.com/office/drawing/2016/5/10/chartex" xmlns:cx5="http://schemas.microsoft.com/office/drawing/2016/5/11/chartex" xmlns:cx6="http://schemas.microsoft.com/office/drawing/2016/5/12/chartex" xmlns:cx7="http://schemas.microsoft.com/office/drawing/2016/5/13/chartex" xmlns:cx8="http://schemas.microsoft.com/office/drawing/2016/5/14/chartex" xmlns:mc="http://schemas.openxmlformats.org/markup-compatibility/2006" xmlns:aink="http://schemas.microsoft.com/office/drawing/2016/ink" xmlns:am3d="http://schemas.microsoft.com/office/drawing/2017/model3d" xmlns:o="urn:schemas-microsoft-com:office:office" xmlns:r="http://schemas.openxmlformats.org/officeDocument/2006/relationships" xmlns:m="http://schemas.openxmlformats.org/officeDocument/2006/math" xmlns:v="urn:schemas-microsoft-com:vml" xmlns:wp14="http://schemas.microsoft.com/office/word/2010/wordprocessingDrawing" xmlns:wp="http://schemas.openxmlformats.org/drawingml/2006/wordprocessingDrawing" xmlns:w10="urn:schemas-microsoft-com:office:word" xmlns:w="http://schemas.openxmlformats.org/wordprocessingml/2006/main" xmlns:w14="http://schemas.microsoft.com/office/word/2010/wordml" xmlns:w15="http://schemas.microsoft.com/office/word/2012/wordml" xmlns:w16cid="http://schemas.microsoft.com/office/word/2016/wordml/cid" xmlns:w16se="http://schemas.microsoft.com/office/word/2015/wordml/symex" xmlns:wpg="http://schemas.microsoft.com/office/word/2010/wordprocessingGroup" xmlns:wpi="http://schemas.microsoft.com/office/word/2010/wordprocessingInk" xmlns:wne="http://schemas.microsoft.com/office/word/2006/wordml" xmlns:wps="http://schemas.microsoft.com/office/word/2010/wordprocessingShape" mc:Ignorable="w14 w15 w16se w16cid wp14">
   <w:abstractNum w:abstractNumId="0" w15:restartNumberingAfterBreak="0">
     <w:nsid w:val="FFFFFFFB"/>
     <w:multiLevelType w:val="multilevel"/>
@@ -16472,7 +16816,7 @@
 </file>
 
 <file path=word/styles.xml><?xml version="1.0" encoding="utf-8"?>
-<w:styles xmlns:mc="http://schemas.openxmlformats.org/markup-compatibility/2006" xmlns:r="http://schemas.openxmlformats.org/officeDocument/2006/relationships" xmlns:w="http://schemas.openxmlformats.org/wordprocessingml/2006/main" xmlns:w14="http://schemas.microsoft.com/office/word/2010/wordml" xmlns:w15="http://schemas.microsoft.com/office/word/2012/wordml" xmlns:w16cex="http://schemas.microsoft.com/office/word/2018/wordml/cex" xmlns:w16cid="http://schemas.microsoft.com/office/word/2016/wordml/cid" xmlns:w16="http://schemas.microsoft.com/office/word/2018/wordml" xmlns:w16sdtdh="http://schemas.microsoft.com/office/word/2020/wordml/sdtdatahash" xmlns:w16se="http://schemas.microsoft.com/office/word/2015/wordml/symex" mc:Ignorable="w14 w15 w16se w16cid w16 w16cex w16sdtdh">
+<w:styles xmlns:mc="http://schemas.openxmlformats.org/markup-compatibility/2006" xmlns:r="http://schemas.openxmlformats.org/officeDocument/2006/relationships" xmlns:w="http://schemas.openxmlformats.org/wordprocessingml/2006/main" xmlns:w14="http://schemas.microsoft.com/office/word/2010/wordml" xmlns:w15="http://schemas.microsoft.com/office/word/2012/wordml" xmlns:w16cid="http://schemas.microsoft.com/office/word/2016/wordml/cid" xmlns:w16se="http://schemas.microsoft.com/office/word/2015/wordml/symex" mc:Ignorable="w14 w15 w16se w16cid">
   <w:docDefaults>
     <w:rPrDefault>
       <w:rPr>
@@ -16482,7 +16826,7 @@
     </w:rPrDefault>
     <w:pPrDefault/>
   </w:docDefaults>
-  <w:latentStyles w:defLockedState="0" w:defUIPriority="0" w:defSemiHidden="0" w:defUnhideWhenUsed="0" w:defQFormat="0" w:count="376">
+  <w:latentStyles w:defLockedState="0" w:defUIPriority="0" w:defSemiHidden="0" w:defUnhideWhenUsed="0" w:defQFormat="0" w:count="377">
     <w:lsdException w:name="Normal" w:qFormat="1"/>
     <w:lsdException w:name="heading 1" w:qFormat="1"/>
     <w:lsdException w:name="heading 2" w:semiHidden="1" w:unhideWhenUsed="1" w:qFormat="1"/>
@@ -16581,7 +16925,6 @@
     <w:lsdException w:name="HTML Sample" w:semiHidden="1" w:unhideWhenUsed="1"/>
     <w:lsdException w:name="HTML Typewriter" w:semiHidden="1" w:unhideWhenUsed="1"/>
     <w:lsdException w:name="HTML Variable" w:semiHidden="1" w:unhideWhenUsed="1"/>
-    <w:lsdException w:name="Normal Table" w:semiHidden="1" w:unhideWhenUsed="1"/>
     <w:lsdException w:name="annotation subject" w:semiHidden="1" w:unhideWhenUsed="1"/>
     <w:lsdException w:name="No List" w:semiHidden="1" w:unhideWhenUsed="1"/>
     <w:lsdException w:name="Outline List 1" w:semiHidden="1" w:unhideWhenUsed="1"/>
@@ -16628,9 +16971,7 @@
     <w:lsdException w:name="Table Subtle 2" w:semiHidden="1" w:unhideWhenUsed="1"/>
     <w:lsdException w:name="Table Web 1" w:semiHidden="1" w:unhideWhenUsed="1"/>
     <w:lsdException w:name="Table Web 2" w:semiHidden="1" w:unhideWhenUsed="1"/>
-    <w:lsdException w:name="Table Web 3" w:semiHidden="1" w:unhideWhenUsed="1"/>
     <w:lsdException w:name="Balloon Text" w:semiHidden="1" w:unhideWhenUsed="1"/>
-    <w:lsdException w:name="Table Theme" w:semiHidden="1" w:unhideWhenUsed="1"/>
     <w:lsdException w:name="Placeholder Text" w:semiHidden="1" w:uiPriority="99"/>
     <w:lsdException w:name="No Spacing" w:uiPriority="1" w:qFormat="1"/>
     <w:lsdException w:name="Light Shading" w:uiPriority="60"/>
@@ -16851,6 +17192,7 @@
     <w:lsdException w:name="Hashtag" w:semiHidden="1" w:uiPriority="99" w:unhideWhenUsed="1"/>
     <w:lsdException w:name="Unresolved Mention" w:semiHidden="1" w:uiPriority="99" w:unhideWhenUsed="1"/>
     <w:lsdException w:name="Smart Link" w:semiHidden="1" w:uiPriority="99" w:unhideWhenUsed="1"/>
+    <w:lsdException w:name="Smart Link Error" w:semiHidden="1" w:uiPriority="99" w:unhideWhenUsed="1"/>
   </w:latentStyles>
   <w:style w:type="paragraph" w:default="1" w:styleId="Normal">
     <w:name w:val="Normal"/>
@@ -17737,7 +18079,7 @@
 </file>
 
 <file path=customXml/itemProps1.xml><?xml version="1.0" encoding="utf-8"?>
-<ds:datastoreItem xmlns:ds="http://schemas.openxmlformats.org/officeDocument/2006/customXml" ds:itemID="{E55B150A-C0C8-434B-89D7-DB1B65F8BF36}">
+<ds:datastoreItem xmlns:ds="http://schemas.openxmlformats.org/officeDocument/2006/customXml" ds:itemID="{2129AB29-CBF4-4CE1-A7B2-7988B4B0FBC6}">
   <ds:schemaRefs>
     <ds:schemaRef ds:uri="http://schemas.openxmlformats.org/officeDocument/2006/bibliography"/>
   </ds:schemaRefs>
